--- a/tillsyn/A 21612-2026 tillsynsbegäran.docx
+++ b/tillsyn/A 21612-2026 tillsynsbegäran.docx
@@ -691,7 +691,7 @@
     <w:r>
       <w:tab/>
       <w:tab/>
-      <w:t>2026-06-15</w:t>
+      <w:t>2026-06-16</w:t>
       <w:br/>
       <w:br/>
     </w:r>

--- a/tillsyn/A 21612-2026 tillsynsbegäran.docx
+++ b/tillsyn/A 21612-2026 tillsynsbegäran.docx
@@ -691,7 +691,7 @@
     <w:r>
       <w:tab/>
       <w:tab/>
-      <w:t>2026-06-16</w:t>
+      <w:t>2026-06-17</w:t>
       <w:br/>
       <w:br/>
     </w:r>

--- a/tillsyn/A 21612-2026 tillsynsbegäran.docx
+++ b/tillsyn/A 21612-2026 tillsynsbegäran.docx
@@ -1,6 +1,6 @@
 
 <file path=word/document.xml><?xml version="1.0" encoding="utf-8"?>
-<w:document xmlns:wpc="http://schemas.microsoft.com/office/word/2010/wordprocessingCanvas" xmlns:cx="http://schemas.microsoft.com/office/drawing/2014/chartex" xmlns:cx1="http://schemas.microsoft.com/office/drawing/2015/9/8/chartex" xmlns:cx2="http://schemas.microsoft.com/office/drawing/2015/10/21/chartex" xmlns:cx3="http://schemas.microsoft.com/office/drawing/2016/5/9/chartex" xmlns:cx4="http://schemas.microsoft.com/office/drawing/2016/5/10/chartex" xmlns:cx5="http://schemas.microsoft.com/office/drawing/2016/5/11/chartex" xmlns:cx6="http://schemas.microsoft.com/office/drawing/2016/5/12/chartex" xmlns:cx7="http://schemas.microsoft.com/office/drawing/2016/5/13/chartex" xmlns:cx8="http://schemas.microsoft.com/office/drawing/2016/5/14/chartex" xmlns:mc="http://schemas.openxmlformats.org/markup-compatibility/2006" xmlns:aink="http://schemas.microsoft.com/office/drawing/2016/ink" xmlns:am3d="http://schemas.microsoft.com/office/drawing/2017/model3d" xmlns:o="urn:schemas-microsoft-com:office:office" xmlns:oel="http://schemas.microsoft.com/office/2019/extlst" xmlns:r="http://schemas.openxmlformats.org/officeDocument/2006/relationships" xmlns:m="http://schemas.openxmlformats.org/officeDocument/2006/math" xmlns:v="urn:schemas-microsoft-com:vml" xmlns:wp14="http://schemas.microsoft.com/office/word/2010/wordprocessingDrawing" xmlns:wp="http://schemas.openxmlformats.org/drawingml/2006/wordprocessingDrawing" xmlns:w10="urn:schemas-microsoft-com:office:word" xmlns:w="http://schemas.openxmlformats.org/wordprocessingml/2006/main" xmlns:w14="http://schemas.microsoft.com/office/word/2010/wordml" xmlns:w15="http://schemas.microsoft.com/office/word/2012/wordml" xmlns:w16cex="http://schemas.microsoft.com/office/word/2018/wordml/cex" xmlns:w16cid="http://schemas.microsoft.com/office/word/2016/wordml/cid" xmlns:w16="http://schemas.microsoft.com/office/word/2018/wordml" xmlns:w16sdtdh="http://schemas.microsoft.com/office/word/2020/wordml/sdtdatahash" xmlns:w16se="http://schemas.microsoft.com/office/word/2015/wordml/symex" xmlns:wpg="http://schemas.microsoft.com/office/word/2010/wordprocessingGroup" xmlns:wpi="http://schemas.microsoft.com/office/word/2010/wordprocessingInk" xmlns:wne="http://schemas.microsoft.com/office/word/2006/wordml" xmlns:wps="http://schemas.microsoft.com/office/word/2010/wordprocessingShape" mc:Ignorable="w14 w15 w16se w16cid w16 w16cex w16sdtdh wp14">
+<w:document xmlns:wpc="http://schemas.microsoft.com/office/word/2010/wordprocessingCanvas" xmlns:cx="http://schemas.microsoft.com/office/drawing/2014/chartex" xmlns:cx1="http://schemas.microsoft.com/office/drawing/2015/9/8/chartex" xmlns:cx2="http://schemas.microsoft.com/office/drawing/2015/10/21/chartex" xmlns:cx3="http://schemas.microsoft.com/office/drawing/2016/5/9/chartex" xmlns:cx4="http://schemas.microsoft.com/office/drawing/2016/5/10/chartex" xmlns:cx5="http://schemas.microsoft.com/office/drawing/2016/5/11/chartex" xmlns:cx6="http://schemas.microsoft.com/office/drawing/2016/5/12/chartex" xmlns:cx7="http://schemas.microsoft.com/office/drawing/2016/5/13/chartex" xmlns:cx8="http://schemas.microsoft.com/office/drawing/2016/5/14/chartex" xmlns:mc="http://schemas.openxmlformats.org/markup-compatibility/2006" xmlns:aink="http://schemas.microsoft.com/office/drawing/2016/ink" xmlns:am3d="http://schemas.microsoft.com/office/drawing/2017/model3d" xmlns:o="urn:schemas-microsoft-com:office:office" xmlns:oel="http://schemas.microsoft.com/office/2019/extlst" xmlns:r="http://schemas.openxmlformats.org/officeDocument/2006/relationships" xmlns:m="http://schemas.openxmlformats.org/officeDocument/2006/math" xmlns:v="urn:schemas-microsoft-com:vml" xmlns:wp14="http://schemas.microsoft.com/office/word/2010/wordprocessingDrawing" xmlns:wp="http://schemas.openxmlformats.org/drawingml/2006/wordprocessingDrawing" xmlns:w10="urn:schemas-microsoft-com:office:word" xmlns:w="http://schemas.openxmlformats.org/wordprocessingml/2006/main" xmlns:w14="http://schemas.microsoft.com/office/word/2010/wordml" xmlns:w15="http://schemas.microsoft.com/office/word/2012/wordml" xmlns:w16cex="http://schemas.microsoft.com/office/word/2018/wordml/cex" xmlns:w16cid="http://schemas.microsoft.com/office/word/2016/wordml/cid" xmlns:w16="http://schemas.microsoft.com/office/word/2018/wordml" xmlns:w16du="http://schemas.microsoft.com/office/word/2023/wordml/word16du" xmlns:w16sdtdh="http://schemas.microsoft.com/office/word/2020/wordml/sdtdatahash" xmlns:w16sdtfl="http://schemas.microsoft.com/office/word/2024/wordml/sdtformatlock" xmlns:w16se="http://schemas.microsoft.com/office/word/2015/wordml/symex" xmlns:wpg="http://schemas.microsoft.com/office/word/2010/wordprocessingGroup" xmlns:wpi="http://schemas.microsoft.com/office/word/2010/wordprocessingInk" xmlns:wne="http://schemas.microsoft.com/office/word/2006/wordml" xmlns:wps="http://schemas.microsoft.com/office/word/2010/wordprocessingShape" mc:Ignorable="w14 w15 w16se w16cid w16 w16cex w16sdtdh w16sdtfl w16du wp14">
   <w:body>
     <w:p>
       <w:pPr>
@@ -12,35 +12,10 @@
     </w:p>
     <w:p>
       <w:r>
-        <w:t>Detta dokument behandlar höga naturvärden i avverkningsanmälan A 21612-2026 i Oskarshamns kommun. Denna avverkningsanmälan inkom 2026-05-07 09:33:28 och omfattar 10,0 ha.</w:t>
-      </w:r>
-    </w:p>
-    <w:p>
-      <w:r>
-        <w:t>Vi begär härmed att Skogsstyrelsen fattar beslut enligt miljöbalken som säkerställer att skogens höga naturvärden bevaras samt säkerställer att EU-lagstiftning efterlevs och att artskyddsbrott förhindras. Vi önskar även ta del av de ställningstaganden och beslut som myndigheterna meddelar till följd av aktuell avverkningsanmälan och föreningens inlaga (se 34 § förvaltningslagen).</w:t>
-      </w:r>
-    </w:p>
-    <w:p>
-      <w:r>
-        <w:t>Nedan beskrivs fynd av naturvårdsarter och fridlysta arter som gjorts i det avverkningsanmälda området. I BILAGA 1 finns artfakta om fridlysta arter.</w:t>
-      </w:r>
-    </w:p>
-    <w:p>
-      <w:pPr>
-        <w:pStyle w:val="Heading1"/>
-      </w:pPr>
-      <w:r>
-        <w:t>Naturvårdsarter</w:t>
-      </w:r>
-    </w:p>
-    <w:p>
-      <w:r>
-        <w:t>I avverkningsanmälan har följande 7 naturvårdsarter hittats: spillkråka (NT, §4), tallticka (NT), talltita (NT, §4), blåmossa (S), dropptaggsvamp (S), grovticka (S) och tjäder (§4). Av dessa är 3 rödlistade. För rödlistade arter har rödlistekategorin angivits inom parentes. Arter som är signalarter enligt Skogsstyrelsen har markerats med (S). För fridlysta arter anges även paragrafen i Artskyddsförordningen som arten är fridlyst enligt.</w:t>
-      </w:r>
-    </w:p>
-    <w:p>
-      <w:r>
-        <w:t>De påträffade naturvårdsarterna är ett tydligt kvitto på att detta rör sig om en skog med höga naturvärden. I Figur 1 visas en karta över det avverkningsanmälda området, där samtliga fyndplatser för naturvårdsarter som finns registrerade på Artportalen har markerats.</w:t>
+        <w:t>Detta dokument behandlar höga naturvärden i avverkningsanmälan A 21612-2026 i Oskarshamns kommun som inkom 2026-05-07 och omfattar 10,0 ha.</w:t>
+      </w:r>
+      <w:r>
+        <w:t xml:space="preserve"> I Figur 1 visas fyndplatser för naturvårdsarter i området, som finns registrerade på Artportalen.</w:t>
       </w:r>
     </w:p>
     <w:p>
@@ -50,7 +25,7 @@
       <w:r>
         <w:drawing>
           <wp:inline xmlns:a="http://schemas.openxmlformats.org/drawingml/2006/main" xmlns:pic="http://schemas.openxmlformats.org/drawingml/2006/picture">
-            <wp:extent cx="5486400" cy="3294310"/>
+            <wp:extent cx="5486400" cy="4372152"/>
             <wp:docPr id="1" name="Picture 1"/>
             <wp:cNvGraphicFramePr>
               <a:graphicFrameLocks noChangeAspect="1"/>
@@ -71,7 +46,7 @@
                   <pic:spPr>
                     <a:xfrm>
                       <a:off x="0" y="0"/>
-                      <a:ext cx="5486400" cy="3294310"/>
+                      <a:ext cx="5486400" cy="4372152"/>
                     </a:xfrm>
                     <a:prstGeom prst="rect"/>
                   </pic:spPr>
@@ -85,107 +60,30 @@
     <w:p>
       <w:pPr>
         <w:pStyle w:val="Caption"/>
+        <w:spacing w:after="240"/>
       </w:pPr>
       <w:r>
-        <w:t>Figur 1. Fyndplatser för naturvårdsarter i det avverkningsanmälda området (röd linje). Markörer utan svart kant är placerade på fyndplatsen. Markörer med svart kant är placerade vid sidan av fyndplatsen och har ett svart streck som visar fyndplatsens exakta position. Kartans mittpunktskoordinat är N 6373773, E 587269 i SWEREF 99 TM.</w:t>
+        <w:t>Figur 1. Fyndplatser för naturvårdsarter i avverkningsanmälan (röd linje). Inom parentes anges rödlistekategorier, S för signalarter, Tför typiska arter och fridlysningsparagrafer i artskyddsförordningen.Markörer utan svart kant är placerade på fyndplatsen. Markörer med svart kant är placerade vid sidan av fyndplatsen och har ett svart streck som visar fyndplatsens exakta position. Kartans mittpunktskoordinat är N 6373773, E 587269 i SWEREF 99 TM.</w:t>
       </w:r>
     </w:p>
     <w:p>
       <w:r>
-        <w:rPr>
-          <w:b/>
-        </w:rPr>
-        <w:t xml:space="preserve">Blåmossa </w:t>
-      </w:r>
-      <w:r>
-        <w:t xml:space="preserve">har karaktäristiska kuddar som är lätta att se på långt håll. Mycket stora kuddar, större än 0,5 meter i höjd, indikerar höga naturvärden där skogen har en lång period av orördhet oh stabila miljöförhållanden. Mossan växer under gynnsamma omständigheter cirka 1 centimeter per år och stora kuddar kan därför indirekt visa att lokalen varit lämplig under en lång tid. Blåmossa är typisk art för </w:t>
-      </w:r>
-      <w:r>
-        <w:rPr>
-          <w:i/>
-        </w:rPr>
-        <w:t>9010 Taiga, 9080 Lövsumpskog</w:t>
-      </w:r>
-      <w:r>
-        <w:t xml:space="preserve"> och </w:t>
-      </w:r>
-      <w:r>
-        <w:rPr>
-          <w:i/>
-        </w:rPr>
-        <w:t>9750 Svämlövskog</w:t>
-      </w:r>
-      <w:r>
-        <w:t xml:space="preserve"> (SLU Artdatabanken, 2025; Nitare &amp; Skogsstyrelsen, 2019).</w:t>
+        <w:t>Vi begär härmed att Skogsstyrelsen fattar beslut enligt miljöbalken som säkerställer att skogens höga naturvärden bevaras samt att EU-lagstiftning efterlevs och att artskyddsbrott förhindras.</w:t>
       </w:r>
     </w:p>
     <w:p>
       <w:r>
-        <w:rPr>
-          <w:b/>
-        </w:rPr>
-        <w:t>Dropptaggsvamp (NT)</w:t>
-      </w:r>
-      <w:r>
-        <w:t xml:space="preserve"> bildar mykorrhiza med tall, främst i barrskog med trädkontinuitet, i magra, torra och ljusöppna lavtallskogar och i barrblandskogar med friskmossor och lingon i fältskiktet. Den totala populationen i landet har minskat och bedöms fortsätta minska till följd av slutavverkningar av tallskog. Det är högst oklart om arten långsiktigt kan etablera och reproducera sig i skogsbestånd som brukas med trakthyggesmetoder, markberedning, gödsling eller föryngring med förädlat plantmaterial. Uppfyller kriterierna för att bli rödlistad på grund av ny kunskap som visar att en större andel av populationen än tidigare bedömt är knuten till kontinuitetsbarrskog. Minskningstakten för den svenska populationen bedöms vara nära gränsvärdet för Sårbar (VU). Dropptaggsvamp är typisk art för </w:t>
-      </w:r>
-      <w:r>
-        <w:rPr>
-          <w:i/>
-        </w:rPr>
-        <w:t xml:space="preserve">9010 Taiga </w:t>
-      </w:r>
-      <w:r>
-        <w:t>(SLU Artdatabanken, 2026).</w:t>
+        <w:t>Vi begär vidare att Skogsstyrelsen säkerställer att inga skador eller försämringar av naturtypens bevarandestatus i området tillåts ske. Se Rådets direktiv 92/43/EEG samt ickeförsämringskravet i EU:s naturrestaureringsförordning (EU 2024/1991).</w:t>
       </w:r>
     </w:p>
     <w:p>
       <w:r>
-        <w:rPr>
-          <w:b/>
-        </w:rPr>
-        <w:t>Grovticka</w:t>
-      </w:r>
-      <w:r>
-        <w:t xml:space="preserve"> är i skogslandskapet främst knuten till naturskogsartad äldre barrskog. Den är där en värdefull ”gammelskogsindikator” och påträffas mest vid tallar som är över 200 år gamla.  Grovticka är typisk art för </w:t>
-      </w:r>
-      <w:r>
-        <w:rPr>
-          <w:i/>
-        </w:rPr>
-        <w:t xml:space="preserve">9060 Åsbarrskog </w:t>
-      </w:r>
-      <w:r>
-        <w:t>(Nitare &amp; Skogsstyrelsen, 2019; SLU Artdatabanken, 2025).</w:t>
+        <w:t>Vi önskar även ta del av de ställningstaganden och beslut som myndigheten meddelar till följd av aktuell avverkningsanmälan och föreningens inlaga (se 34 § förvaltningslagen).</w:t>
       </w:r>
     </w:p>
     <w:p>
       <w:r>
-        <w:rPr>
-          <w:b/>
-        </w:rPr>
-        <w:t xml:space="preserve">Tallticka (NT) </w:t>
-      </w:r>
-      <w:r>
-        <w:t xml:space="preserve">uppträder först på tallar som är 100–150 år gamla men är vanligast på träd som är runt 150–200 år eller äldre. I skogslandskapet är den främst knuten till tallnaturskogar och restbiotoper med biologiskt gamla träd och signalerar vanligtvis skyddsvärda tallbestånd med höga naturvärden. Tallticka är typisk art för </w:t>
-      </w:r>
-      <w:r>
-        <w:rPr>
-          <w:i/>
-        </w:rPr>
-        <w:t xml:space="preserve">9010 Taiga </w:t>
-      </w:r>
-      <w:r>
-        <w:t xml:space="preserve">och </w:t>
-      </w:r>
-      <w:r>
-        <w:rPr>
-          <w:i/>
-        </w:rPr>
-        <w:t>9060 Åsbarrskog</w:t>
-      </w:r>
-      <w:r>
-        <w:t xml:space="preserve"> (SLU Artdatabanken, 2023; Nitare &amp; Skogsstyrelsen, 2019).</w:t>
+        <w:t>Nedan beskrivs fynd av naturvårdsarter och fridlysta arter som gjorts i det avverkningsanmälda området. I BILAGA 1 finns artfakta om fridlysta arter.</w:t>
       </w:r>
     </w:p>
     <w:p>
@@ -193,12 +91,30 @@
         <w:pStyle w:val="Heading1"/>
       </w:pPr>
       <w:r>
-        <w:t>Fridlysta arter</w:t>
+        <w:t>Naturvårdsarter</w:t>
       </w:r>
     </w:p>
     <w:p>
       <w:r>
-        <w:t>Följande fridlysta arter har sina livsmiljöer och växtplatser i den avverkningsanmälda skogen: spillkråka (NT, §4), talltita (NT, §4) och tjäder (§4).</w:t>
+        <w:t>I avverkningsanmälan har följande 8 naturvårdsarter hittats: dropptaggsvamp (NT, T), tallticka (NT, T), talltita (NT, §4), blåmossa (S, T), grovticka (S, T), spillkråka (T, §4), tjäder (T, §4) och tofsmes (T, §4). Av dessa är 3 rödlistade. För rödlistade arter har rödlistekategorin angivits inom parentes. Arter som är signalarter enligt Skogsstyrelsen har markerats med (S). Typiska arter inom Natura 2000 som är kopplade till skogsekosystem har markerats med (T). För fridlysta arter anges även paragrafen i Artskyddsförordningen som arten är fridlyst enligt.</w:t>
+      </w:r>
+    </w:p>
+    <w:p>
+      <w:r>
+        <w:t>De påträffade naturvårdsarterna är ett tydligt kvitto på att det rör sig om en skog med höga naturvärden.</w:t>
+      </w:r>
+    </w:p>
+    <w:p>
+      <w:pPr>
+        <w:pStyle w:val="Heading2"/>
+      </w:pPr>
+      <w:r>
+        <w:t>Fridlysta arter</w:t>
+      </w:r>
+    </w:p>
+    <w:p>
+      <w:r>
+        <w:t>Följande fridlysta arter har sina livsmiljöer och växtplatser i den avverkningsanmälda skogen: talltita (NT, §4), spillkråka (T, §4), tjäder (T, §4) och tofsmes (T, §4).</w:t>
       </w:r>
     </w:p>
     <w:p>
@@ -286,7 +202,205 @@
     </w:p>
     <w:p>
       <w:r>
+        <w:rPr>
+          <w:b/>
+        </w:rPr>
+        <w:t>Tofsmes (§4)</w:t>
+      </w:r>
+      <w:r>
+        <w:t xml:space="preserve"> häckar i barr- och blandskog, främst i tallskog. Tofsmes är typisk art för </w:t>
+      </w:r>
+      <w:r>
+        <w:rPr>
+          <w:i/>
+        </w:rPr>
+        <w:t xml:space="preserve">9010 Taiga </w:t>
+      </w:r>
+      <w:r>
+        <w:t>(SLU Artdatabanken, 2025).</w:t>
+      </w:r>
+    </w:p>
+    <w:p>
+      <w:r>
         <w:t>I BILAGA 1 finns mer detaljerad information om ekologi samt krav på livsmiljö hos fridlysta arter.</w:t>
+      </w:r>
+    </w:p>
+    <w:p>
+      <w:pPr>
+        <w:pStyle w:val="Heading2"/>
+      </w:pPr>
+      <w:r>
+        <w:t>Övriga naturvårdsarter</w:t>
+      </w:r>
+    </w:p>
+    <w:p>
+      <w:r>
+        <w:rPr>
+          <w:b/>
+        </w:rPr>
+        <w:t xml:space="preserve">Blåmossa </w:t>
+      </w:r>
+      <w:r>
+        <w:t xml:space="preserve">har karaktäristiska kuddar som är lätta att se på långt håll. Mycket stora kuddar, större än 0,5 meter i höjd, indikerar höga naturvärden där skogen har en lång period av orördhet oh stabila miljöförhållanden. Mossan växer under gynnsamma omständigheter cirka 1 centimeter per år och stora kuddar kan därför indirekt visa att lokalen varit lämplig under en lång tid. Blåmossa är typisk art för </w:t>
+      </w:r>
+      <w:r>
+        <w:rPr>
+          <w:i/>
+        </w:rPr>
+        <w:t>9010 Taiga, 9080 Lövsumpskog</w:t>
+      </w:r>
+      <w:r>
+        <w:t xml:space="preserve"> och </w:t>
+      </w:r>
+      <w:r>
+        <w:rPr>
+          <w:i/>
+        </w:rPr>
+        <w:t>9750 Svämlövskog</w:t>
+      </w:r>
+      <w:r>
+        <w:t xml:space="preserve"> (SLU Artdatabanken, 2025; Nitare &amp; Skogsstyrelsen, 2019).</w:t>
+      </w:r>
+    </w:p>
+    <w:p>
+      <w:r>
+        <w:rPr>
+          <w:b/>
+        </w:rPr>
+        <w:t>Dropptaggsvamp (NT)</w:t>
+      </w:r>
+      <w:r>
+        <w:t xml:space="preserve"> bildar mykorrhiza med tall, främst i barrskog med trädkontinuitet, i magra, torra och ljusöppna lavtallskogar och i barrblandskogar med friskmossor och lingon i fältskiktet. Den totala populationen i landet har minskat och bedöms fortsätta minska till följd av slutavverkningar av tallskog. Det är högst oklart om arten långsiktigt kan etablera och reproducera sig i skogsbestånd som brukas med trakthyggesmetoder, markberedning, gödsling eller föryngring med förädlat plantmaterial. Uppfyller kriterierna för att bli rödlistad på grund av ny kunskap som visar att en större andel av populationen än tidigare bedömt är knuten till kontinuitetsbarrskog. Minskningstakten för den svenska populationen bedöms vara nära gränsvärdet för Sårbar (VU). Dropptaggsvamp är typisk art för </w:t>
+      </w:r>
+      <w:r>
+        <w:rPr>
+          <w:i/>
+        </w:rPr>
+        <w:t xml:space="preserve">9010 Taiga </w:t>
+      </w:r>
+      <w:r>
+        <w:t>(SLU Artdatabanken, 2026).</w:t>
+      </w:r>
+    </w:p>
+    <w:p>
+      <w:r>
+        <w:rPr>
+          <w:b/>
+        </w:rPr>
+        <w:t>Grovticka</w:t>
+      </w:r>
+      <w:r>
+        <w:t xml:space="preserve"> är i skogslandskapet främst knuten till naturskogsartad äldre barrskog. Den är där en värdefull ”gammelskogsindikator” och påträffas mest vid tallar som är över 200 år gamla.  Grovticka är typisk art för </w:t>
+      </w:r>
+      <w:r>
+        <w:rPr>
+          <w:i/>
+        </w:rPr>
+        <w:t xml:space="preserve">9060 Åsbarrskog </w:t>
+      </w:r>
+      <w:r>
+        <w:t>(Nitare &amp; Skogsstyrelsen, 2019; SLU Artdatabanken, 2025).</w:t>
+      </w:r>
+    </w:p>
+    <w:p>
+      <w:r>
+        <w:rPr>
+          <w:b/>
+        </w:rPr>
+        <w:t xml:space="preserve">Tallticka (NT) </w:t>
+      </w:r>
+      <w:r>
+        <w:t xml:space="preserve">uppträder först på tallar som är 100–150 år gamla men är vanligast på träd som är runt 150–200 år eller äldre. I skogslandskapet är den främst knuten till tallnaturskogar och restbiotoper med biologiskt gamla träd och signalerar vanligtvis skyddsvärda tallbestånd med höga naturvärden. Tallticka är typisk art för </w:t>
+      </w:r>
+      <w:r>
+        <w:rPr>
+          <w:i/>
+        </w:rPr>
+        <w:t xml:space="preserve">9010 Taiga </w:t>
+      </w:r>
+      <w:r>
+        <w:t xml:space="preserve">och </w:t>
+      </w:r>
+      <w:r>
+        <w:rPr>
+          <w:i/>
+        </w:rPr>
+        <w:t>9060 Åsbarrskog</w:t>
+      </w:r>
+      <w:r>
+        <w:t xml:space="preserve"> (SLU Artdatabanken, 2023; Nitare &amp; Skogsstyrelsen, 2019).</w:t>
+      </w:r>
+    </w:p>
+    <w:p>
+      <w:pPr>
+        <w:pStyle w:val="Heading1"/>
+      </w:pPr>
+      <w:r>
+        <w:t>Typiska arter och EU:s art- och habitatdirektiv</w:t>
+      </w:r>
+    </w:p>
+    <w:p>
+      <w:r>
+        <w:t>Typiska arter används för att lokalisera områden med gynnsam bevarandestatus för de naturtyper som är listade i EU:s art- och habitatdirektiv. Ett exempel är Västlig taiga (EU-kod 9010) som saknar gynnsam bevarandestatus och minskar starkt som naturtyp i Sverige. Naturvårdsverket skriver i sin vägledning för Västlig taiga att dylika miljöer förutsätter normalt att skogarna skyddas långsiktigt, eftersom skogsbruk inte är förenligt med bevarande av naturtypen i gynnsamt tillstånd (Naturvårdsverket, 2011).</w:t>
+      </w:r>
+    </w:p>
+    <w:p>
+      <w:r>
+        <w:t>Följande typiska arter har sina livsmiljöer och växtplatser i den avverkningsanmälda skogen: dropptaggsvamp (NT, T), tallticka (NT, T), blåmossa (S, T), grovticka (S, T), spillkråka (T, §4), tjäder (T, §4) och tofsmes (T, §4).</w:t>
+      </w:r>
+    </w:p>
+    <w:p>
+      <w:r>
+        <w:t>Enligt Sveriges Artikel 17 rapportering 2013 och 2019 till EU, har naturtypen Västlig taiga (9010) dålig bevarandestatus med negativ trend inom Sveriges boreala region. Skogsbruksåtgärder som avverkning, röjning och gallring pekas ut som några av de främst bidragande orsakerna till naturtypens dåliga status och negativa trend (SLU Artdatabanken, 2019). I EU:s uppföljning av tillståndet för naturtyperna i Skandinavien 2013 – 2018 framgår det att i den boreala regionen är tillståndet så dåligt för Västlig taiga (9010) att habitatet löper allvarlig risk att försvinna regionalt (EEA, 2022). Det allvarliga läget för den biologiska mångfalden i skogen framhålls även i Skogsstyren rapport 2026/07:</w:t>
+      </w:r>
+    </w:p>
+    <w:p>
+      <w:r>
+        <w:rPr>
+          <w:i/>
+        </w:rPr>
+        <w:t>"All avverkning av kända skogliga värdekärnor och sannolika kontinuitetsskogar behöver upphöra för att fylla bristen om 1,56 miljoner hektar bevarad livsmiljötyp. På grund av begränsade kvarvarande arealer av värdekärnor, naturskogar och kontinuitetsskogar leder fortsatt förlust av dessa till en påtaglig risk för långsiktigt negativa effekter för biologisk mångfald i skogslandskapet. Att de återstående arealerna bevaras och ges ett långsiktigt skydd bedöms därför vara av avgörande betydelse."</w:t>
+      </w:r>
+      <w:r>
+        <w:t xml:space="preserve"> (Skogsstyrelsen, 2026).</w:t>
+      </w:r>
+    </w:p>
+    <w:p>
+      <w:r>
+        <w:t>Trots detta har statusen för Västlig taiga ändrats till otillräcklig i stället för dålig i den senaste Artikel 17 rapporteringen 2025. Av Naturvårdsverkets rapport framgår det dock att de ändrade statusbedömningarna jämfört med rapporteringen 2019 inte beror på faktiska miljöförändringar. Ändringarna är av teknisk karaktär och främst en följd av resultaten från genomförda regeringsuppdrag och beslut inför rapporteringen 2025. Det är alltså politisk styrning i stället för faktiska förhållanden i naturen som ändrat på naturtypernas status i rapporteringen, vilket rimmar dåligt med såväl art- och habitatdirektivets syften och mål som med naturrestaureringsförordningen. I praktiken har dock Sveriges nya sätt att rapportera bevarandestatus till EU inte någon betydelse eftersom Naturvårdsverkets rapportering 2025 visar att Västlig taiga</w:t>
+      </w:r>
+      <w:r>
+        <w:rPr>
+          <w:b/>
+        </w:rPr>
+        <w:t xml:space="preserve"> </w:t>
+      </w:r>
+      <w:r>
+        <w:t>inte har gynnsam bevarandestatus.</w:t>
+      </w:r>
+    </w:p>
+    <w:p>
+      <w:r>
+        <w:t>Åtgärder som vidtas i enlighet med art- och habitatdirektivet ska enligt Artikel 2 syfta till att bibehålla eller återställa en gynnsam bevarandestatus hos livsmiljöer samt arter och vilda djur och växter av gemenskapsintresse. Enligt prejudikat från EU-domstolen ska en skogsbruksverksamhet utföras på ett sådant sätt som utgör ett förebyggande och hållbart skogsbruk för att betraktas som förenlig med bevarandekraven i direktivet (se EU-domstolens dom i de förenade målen C 473-19 och C 474-19).</w:t>
+      </w:r>
+    </w:p>
+    <w:p>
+      <w:r>
+        <w:t xml:space="preserve">Av artikel 1.e samma direktiv framgår att en livsmiljös bevarandestatus anses " gynnsam" när — dess naturliga utbredningsområde och de ytor den täcker inom detta område är stabila eller ökande, och — den särskilda struktur och de särskilda funktioner som är nödvändiga för att den skall kunna bibehållas på lång sikt finns, och sannolikt kommer att finnas under en överskådlig framtid, och — bevarandestatusen hos dess </w:t>
+      </w:r>
+      <w:r>
+        <w:rPr>
+          <w:b/>
+        </w:rPr>
+        <w:t>typiska arter</w:t>
+      </w:r>
+      <w:r>
+        <w:t xml:space="preserve"> är gynnsam enligt definitionen i artikel 1.i.</w:t>
+      </w:r>
+    </w:p>
+    <w:p>
+      <w:r>
+        <w:t>EU-direktiv är bindande för EU:s medlemsländer varvid det ankommer på Skogsstyrelsen som nationell tillsynsmyndighet att beakta syftet med EU:s art- och habitatdirektiv vid prövningen av en skogsbruksverksamhet, se Rådets direktiv 92/43/EEG. Se ytterligare information om EU:s livsmiljödirektiv i bilaga 2.</w:t>
       </w:r>
     </w:p>
     <w:p>
@@ -561,6 +675,254 @@
       </w:r>
       <w:r>
         <w:t>SLU Artdatabanken, Uppsala</w:t>
+      </w:r>
+    </w:p>
+    <w:p>
+      <w:r>
+        <w:br w:type="page"/>
+      </w:r>
+    </w:p>
+    <w:p>
+      <w:pPr>
+        <w:pStyle w:val="Title"/>
+      </w:pPr>
+      <w:r>
+        <w:t>BILAGA 2 – EU:s art- och habitatdirektiv, fågeldirektiv och naturrestaureringsförordning</w:t>
+      </w:r>
+    </w:p>
+    <w:p>
+      <w:pPr>
+        <w:pStyle w:val="Heading2"/>
+      </w:pPr>
+      <w:r>
+        <w:t>Förenlighet med EU-direktiv</w:t>
+      </w:r>
+    </w:p>
+    <w:p>
+      <w:r>
+        <w:t>EU-direktiv är bindande för EU:s medlemsländer varvid det ankommer på Skogsstyrelsen som nationell tillsynsmyndighet att beakta syftet med EU:s art- och habitatdirektiv respektive fågeldirektiv vid prövningen av en skogsbruksverksamhet, se Rådets direktiv 92/43/EEG samt 2009/147/EG. Nationella regler som omfattas av ett EU-direktiv ska enligt fast rättspraxis tolkas i enlighet med direktivet, vilket medför en skyldighet för myndigheten att tolka bestämmelser i nationell rätt i ljuset av direktivets ordalydelse, sammanhang och de mål som eftersträvas med direktivet (se EU-domstolens dom i mål C 477/19).</w:t>
+      </w:r>
+    </w:p>
+    <w:p>
+      <w:r>
+        <w:t>EU:s medlemsstater åläggs i Artikel 3 i fågeldirektivet generella skyldigheter avseende skydd, bevarande och återställande av tillräckligt stora och varierande livsmiljöer för de fågelarter som omfattas av direktivet. Medlemsstaterna ska vidta de åtgärder som är nödvändiga för att bibehålla populationen av fågelarterna på en nivå som svarar särskilt mot ekologiska, vetenskapliga och kulturella behov, eller återupprätta populationen av dessa arter till en sådan nivå (se Europaparlamentets och rådets direktiv 2009/147/EG).</w:t>
+      </w:r>
+    </w:p>
+    <w:p>
+      <w:r>
+        <w:t>Åtgärder som vidtas i enlighet med art- och habitatdirektivet (92/43/EEG) ska enligt Artikel 2 syfta till att bibehålla eller återställa en gynnsam bevarandestatus hos livsmiljöer samt arter och vilda djur och växter av gemenskapsintresse. Enligt prejudikat från EU-domstolen ska en skogsbruksverksamhet utföras på ett sådant sätt som utgör ett förebyggande och hållbart skogsbruk för att betraktas som förenlig med bevarandekraven i direktivet (se EU-domstolens dom i de förenade målen C 473-19 och C 474-19).</w:t>
+      </w:r>
+    </w:p>
+    <w:p>
+      <w:r>
+        <w:t xml:space="preserve">Av artikel 1.e samma direktiv framgår att en livsmiljös bevarandestatus anses " gynnsam" när — dess naturliga utbredningsområde och de ytor den täcker inom detta område är stabila eller ökande, och — den särskilda struktur och de särskilda funktioner som är nödvändiga för att den skall kunna bibehållas på lång sikt finns, och sannolikt kommer att finnas under en överskådlig framtid, och — bevarandestatusen hos dess </w:t>
+      </w:r>
+      <w:r>
+        <w:rPr>
+          <w:b/>
+        </w:rPr>
+        <w:t>typiska arter</w:t>
+      </w:r>
+      <w:r>
+        <w:t xml:space="preserve"> är gynnsam enligt definitionen i artikel 1.i. Typiska arter används för att lokalisera områden med gynnsam bevarandestatus för de naturtyper som ingår i EU:s art- och habitatdirektiv.</w:t>
+      </w:r>
+    </w:p>
+    <w:p>
+      <w:r>
+        <w:t>Västlig taiga (EU-kod 9010) saknar gynnsam bevarandestatus och minskar starkt som naturtyp i Sverige. Naturvårdsverket skriver i sin vägledning för västlig taiga att dylika miljöer förutsätter normalt att skogarna skyddas långsiktigt, eftersom skogsbruk inte är förenligt med bevarande av naturtypen i gynnsamt tillstånd (Naturvårdsverket, 2011). Enligt Sveriges Artikel 17 rapportering 2013 och 2019 till EU, har naturtypen Västlig taiga (9010) dålig bevarandestatus med negativ trend inom Sveriges boreala region. Skogsbruksåtgärder som avverkning, röjning och gallring pekas ut som några av de främst bidragande orsakerna till naturtypens dåliga status och negativa trend (SLU Artdatabanken, 2019). I EU:s uppföljning av tillståndet för naturtyperna i Skandinavien 2013 – 2018 framgår det att i den boreala regionen är tillståndet så dåligt för Västlig taiga (9010) att habitatet löper allvarlig risk att försvinna regionalt (EEA, 2022). Det allvarliga läget för den biologiska mångfalden i skogen framhålls även i Skogsstyren rapport 2026/07:</w:t>
+      </w:r>
+    </w:p>
+    <w:p>
+      <w:r>
+        <w:rPr>
+          <w:i/>
+        </w:rPr>
+        <w:t>"All avverkning av kända skogliga värdekärnor och sannolika kontinuitetsskogar behöver upphöra för att fylla bristen om 1,56 miljoner hektar bevarad livsmiljötyp. På grund av begränsade kvarvarande arealer av värdekärnor, naturskogar och kontinuitetsskogar leder fortsatt förlust av dessa till en påtaglig risk för långsiktigt negativa effekter för biologisk mångfald i skogslandskapet. Att de återstående arealerna bevaras och ges ett långsiktigt skydd bedöms därför vara av avgörande betydelse."</w:t>
+      </w:r>
+      <w:r>
+        <w:t xml:space="preserve"> (Skogsstyrelsen, 2026).</w:t>
+      </w:r>
+    </w:p>
+    <w:p>
+      <w:pPr>
+        <w:pStyle w:val="Caption"/>
+      </w:pPr>
+      <w:r>
+        <w:drawing>
+          <wp:inline xmlns:a="http://schemas.openxmlformats.org/drawingml/2006/main" xmlns:pic="http://schemas.openxmlformats.org/drawingml/2006/picture">
+            <wp:extent cx="5486400" cy="2905862"/>
+            <wp:docPr id="2" name="Picture 2"/>
+            <wp:cNvGraphicFramePr>
+              <a:graphicFrameLocks noChangeAspect="1"/>
+            </wp:cNvGraphicFramePr>
+            <a:graphic>
+              <a:graphicData uri="http://schemas.openxmlformats.org/drawingml/2006/picture">
+                <pic:pic>
+                  <pic:nvPicPr>
+                    <pic:cNvPr id="0" name="uppföljning av västlig taiga.jpeg"/>
+                    <pic:cNvPicPr/>
+                  </pic:nvPicPr>
+                  <pic:blipFill>
+                    <a:blip r:embed="rId17"/>
+                    <a:stretch>
+                      <a:fillRect/>
+                    </a:stretch>
+                  </pic:blipFill>
+                  <pic:spPr>
+                    <a:xfrm>
+                      <a:off x="0" y="0"/>
+                      <a:ext cx="5486400" cy="2905862"/>
+                    </a:xfrm>
+                    <a:prstGeom prst="rect"/>
+                  </pic:spPr>
+                </pic:pic>
+              </a:graphicData>
+            </a:graphic>
+          </wp:inline>
+        </w:drawing>
+      </w:r>
+    </w:p>
+    <w:p>
+      <w:pPr>
+        <w:pStyle w:val="Caption"/>
+      </w:pPr>
+      <w:r>
+        <w:t>EU:s uppföljning av tillståndet för naturtypen Västlig taiga 9010 i Skandinavien 2013 - 2018. Av kartan framgår det att i den boreala regionen är tillståndet så dåligt (röd färg) att habitatet löper allvarlig risk att försvinna regionalt. Källa: European Environment Agency. https:// eunis.eea.europoa.eu/habitats/10176.</w:t>
+      </w:r>
+    </w:p>
+    <w:p>
+      <w:r>
+        <w:t>Trots det allvarliga läget har statusen för Västlig taiga ändrats till otillräcklig i stället för dålig i den senaste Artikel 17 rapporteringen 2025. Av Naturvårdsverkets rapport framgår det dock att de ändrade statusbedömningarna jämfört med rapporteringen 2019 inte beror på faktiska miljöförändringar. Ändringarna är av teknisk karaktär och främst en följd av resultaten från genomförda regeringsuppdrag och beslut inför rapporteringen 2025. Det är alltså politisk styrning i stället för faktiska förhållanden i naturen som ändrat på naturtypernas status i rapporteringen, vilket rimmar dåligt med såväl art- och habitatdirektivets syften och mål som med naturrestaureringsförordningen. I praktiken har dock Sveriges nya sätt att rapportera bevarandestatus till EU inte någon betydelse eftersom Naturvårdsverkets rapportering 2025 visar att Västlig taiga inte har gynnsam bevarandestatus.</w:t>
+      </w:r>
+    </w:p>
+    <w:p>
+      <w:pPr>
+        <w:pStyle w:val="Heading2"/>
+      </w:pPr>
+      <w:r>
+        <w:t>EU:s naturrestaureringsförordning</w:t>
+      </w:r>
+    </w:p>
+    <w:p>
+      <w:r>
+        <w:t>Enligt EU:s naturrestaureringsförordning (EU 2024/1991) ska minst 20 % av landområden och minst 20 % av havsarealen vara restaurerad senast 2030, samt alla ekosystem som är i behov av restaurering senast 2050. Det framgår också av förordningen att det är viktigt att livsmiljötyperna inte försämras innan eller efter att restaureringar genomförts, se exempelvis punkt 37 förordningen.</w:t>
+      </w:r>
+    </w:p>
+    <w:p>
+      <w:r>
+        <w:t>”</w:t>
+      </w:r>
+      <w:r>
+        <w:rPr>
+          <w:i/>
+        </w:rPr>
+        <w:t>Det är viktigt att medlemsstaterna vidtar åtgärder som syftar till att säkerställa att tillståndet för områden som täcks av livsmiljötyper som omfattas av denna förordning och som omfattas av restaureringsåtgärder uppvisar en kontinuerlig förbättring till dess att de uppnår ett gott tillstånd, och att medlemsstaterna vidtar åtgärder som syftar till att säkerställa att dessa livsmiljötyper, när de har uppnått ett gott tillstånd, inte försämras avsevärt, så att det långsiktiga bibehållandet eller uppnåendet av gott tillstånd inte äventyras. (..) Det är också viktigt att medlemsstaterna anstränger sig för att förhindra avsevärd försämring av områden som täcks av sådana livsmiljötyper som antingen redan är i gott skick eller som inte är i gott skick men ännu inte omfattas av restaureringsåtgärder.”</w:t>
+      </w:r>
+    </w:p>
+    <w:p>
+      <w:r>
+        <w:rPr>
+          <w:b/>
+          <w:i/>
+        </w:rPr>
+        <w:t>Artikel 4(12):</w:t>
+      </w:r>
+    </w:p>
+    <w:p>
+      <w:r>
+        <w:rPr>
+          <w:i/>
+        </w:rPr>
+        <w:t>Utan att det påverkar tillämpningen av direktiv 92/43/EEG ska medlemsstaterna, senast den dag då deras nationella restaureringsplaner offentliggörs i enlighet med artikel 17.6 i denna förordning, eftersträva att genomföra de åtgärder som krävs för att förhindra avsevärd försämring av områden där de livsmiljötyper som förtecknas i bilaga I till denna förordning förekommer och som är i gott tillstånd eller som krävs för att uppnå de restaureringsmål som anges i punkt 17 i den här artikeln.</w:t>
+      </w:r>
+    </w:p>
+    <w:p>
+      <w:r>
+        <w:rPr>
+          <w:b/>
+          <w:i/>
+        </w:rPr>
+        <w:t>Artikel 4 (17).   Medlemsstaterna ska säkerställa</w:t>
+      </w:r>
+    </w:p>
+    <w:p>
+      <w:r>
+        <w:rPr>
+          <w:i/>
+        </w:rPr>
+        <w:t>a) en ökning av arealen i gott tillstånd för de livsmiljötyper som förtecknas i bilaga I till dess att minst 90 % är i gott tillstånd och till dess att den gynnsamma referensarealen för varje livsmiljötyp i varje biogeografisk region inom den berörda medlemsstaten har uppnåtts.</w:t>
+      </w:r>
+    </w:p>
+    <w:p>
+      <w:r>
+        <w:t>Referenser</w:t>
+      </w:r>
+    </w:p>
+    <w:p>
+      <w:r>
+        <w:t xml:space="preserve">EEA European Environment Agency, 2022. </w:t>
+      </w:r>
+      <w:r>
+        <w:rPr>
+          <w:i/>
+        </w:rPr>
+        <w:t xml:space="preserve">Western taiga – Conservation status 2013-2018. </w:t>
+      </w:r>
+      <w:r>
+        <w:t>https:// eunis.eea.europoa.eu/habitats/10176.</w:t>
+      </w:r>
+    </w:p>
+    <w:p>
+      <w:r>
+        <w:t>EU-domstolens dom av den 2 juli 2020 i målet C 477/19 (Europeisk hamster) p. 23.</w:t>
+      </w:r>
+    </w:p>
+    <w:p>
+      <w:r>
+        <w:t>EU-domstolens dom av den 4 mars 2021 i de förenade målen C 473-19 och C 474-19 (Skydda skogen) p. 70 och 76.</w:t>
+      </w:r>
+    </w:p>
+    <w:p>
+      <w:r>
+        <w:t>Europaparlamentets och rådets direktiv 2009/147/EG av den 30 november 2009 om bevarande av vilda fåglar.</w:t>
+      </w:r>
+    </w:p>
+    <w:p>
+      <w:r>
+        <w:t>EUROPAPARLAMENTETS OCH RÅDETS FÖRORDNING (EU) 2024/1991 av den 24 juni 2024 om restaurering av natur och om ändring av förordning (EU) 2022/869.</w:t>
+      </w:r>
+    </w:p>
+    <w:p>
+      <w:r>
+        <w:t>Rådets direktiv 92/43/EEG av den 21 mj 1992 om bevarande av livsmiljöer samt vilda djur och växter.</w:t>
+      </w:r>
+    </w:p>
+    <w:p>
+      <w:r>
+        <w:t xml:space="preserve">Skogsstyrelsen, 2026. </w:t>
+      </w:r>
+      <w:r>
+        <w:rPr>
+          <w:i/>
+        </w:rPr>
+        <w:t>Biologisk mångfald i skogen.</w:t>
+      </w:r>
+      <w:r>
+        <w:t xml:space="preserve"> Rapport 2026/07.</w:t>
+      </w:r>
+    </w:p>
+    <w:p>
+      <w:r>
+        <w:t xml:space="preserve">SLU Artdatabanken, 2019. </w:t>
+      </w:r>
+      <w:r>
+        <w:rPr>
+          <w:i/>
+        </w:rPr>
+        <w:t>Sveriges arter och naturtyper i EU:s art- och habitatdirektiv.</w:t>
+      </w:r>
+      <w:r>
+        <w:t xml:space="preserve"> Resultat från rapportering 2019 till EU av bevarandestatus 2013-2018.</w:t>
       </w:r>
     </w:p>
     <w:sectPr>
@@ -581,7 +943,7 @@
 </file>
 
 <file path=word/endnotes.xml><?xml version="1.0" encoding="utf-8"?>
-<w:endnotes xmlns:wpc="http://schemas.microsoft.com/office/word/2010/wordprocessingCanvas" xmlns:cx="http://schemas.microsoft.com/office/drawing/2014/chartex" xmlns:cx1="http://schemas.microsoft.com/office/drawing/2015/9/8/chartex" xmlns:cx2="http://schemas.microsoft.com/office/drawing/2015/10/21/chartex" xmlns:cx3="http://schemas.microsoft.com/office/drawing/2016/5/9/chartex" xmlns:cx4="http://schemas.microsoft.com/office/drawing/2016/5/10/chartex" xmlns:cx5="http://schemas.microsoft.com/office/drawing/2016/5/11/chartex" xmlns:cx6="http://schemas.microsoft.com/office/drawing/2016/5/12/chartex" xmlns:cx7="http://schemas.microsoft.com/office/drawing/2016/5/13/chartex" xmlns:cx8="http://schemas.microsoft.com/office/drawing/2016/5/14/chartex" xmlns:mc="http://schemas.openxmlformats.org/markup-compatibility/2006" xmlns:aink="http://schemas.microsoft.com/office/drawing/2016/ink" xmlns:am3d="http://schemas.microsoft.com/office/drawing/2017/model3d" xmlns:o="urn:schemas-microsoft-com:office:office" xmlns:oel="http://schemas.microsoft.com/office/2019/extlst" xmlns:r="http://schemas.openxmlformats.org/officeDocument/2006/relationships" xmlns:m="http://schemas.openxmlformats.org/officeDocument/2006/math" xmlns:v="urn:schemas-microsoft-com:vml" xmlns:wp14="http://schemas.microsoft.com/office/word/2010/wordprocessingDrawing" xmlns:wp="http://schemas.openxmlformats.org/drawingml/2006/wordprocessingDrawing" xmlns:w10="urn:schemas-microsoft-com:office:word" xmlns:w="http://schemas.openxmlformats.org/wordprocessingml/2006/main" xmlns:w14="http://schemas.microsoft.com/office/word/2010/wordml" xmlns:w15="http://schemas.microsoft.com/office/word/2012/wordml" xmlns:w16cex="http://schemas.microsoft.com/office/word/2018/wordml/cex" xmlns:w16cid="http://schemas.microsoft.com/office/word/2016/wordml/cid" xmlns:w16="http://schemas.microsoft.com/office/word/2018/wordml" xmlns:w16sdtdh="http://schemas.microsoft.com/office/word/2020/wordml/sdtdatahash" xmlns:w16se="http://schemas.microsoft.com/office/word/2015/wordml/symex" xmlns:wpg="http://schemas.microsoft.com/office/word/2010/wordprocessingGroup" xmlns:wpi="http://schemas.microsoft.com/office/word/2010/wordprocessingInk" xmlns:wne="http://schemas.microsoft.com/office/word/2006/wordml" xmlns:wps="http://schemas.microsoft.com/office/word/2010/wordprocessingShape" mc:Ignorable="w14 w15 w16se w16cid w16 w16cex w16sdtdh wp14">
+<w:endnotes xmlns:wpc="http://schemas.microsoft.com/office/word/2010/wordprocessingCanvas" xmlns:cx="http://schemas.microsoft.com/office/drawing/2014/chartex" xmlns:cx1="http://schemas.microsoft.com/office/drawing/2015/9/8/chartex" xmlns:cx2="http://schemas.microsoft.com/office/drawing/2015/10/21/chartex" xmlns:cx3="http://schemas.microsoft.com/office/drawing/2016/5/9/chartex" xmlns:cx4="http://schemas.microsoft.com/office/drawing/2016/5/10/chartex" xmlns:cx5="http://schemas.microsoft.com/office/drawing/2016/5/11/chartex" xmlns:cx6="http://schemas.microsoft.com/office/drawing/2016/5/12/chartex" xmlns:cx7="http://schemas.microsoft.com/office/drawing/2016/5/13/chartex" xmlns:cx8="http://schemas.microsoft.com/office/drawing/2016/5/14/chartex" xmlns:mc="http://schemas.openxmlformats.org/markup-compatibility/2006" xmlns:aink="http://schemas.microsoft.com/office/drawing/2016/ink" xmlns:am3d="http://schemas.microsoft.com/office/drawing/2017/model3d" xmlns:o="urn:schemas-microsoft-com:office:office" xmlns:oel="http://schemas.microsoft.com/office/2019/extlst" xmlns:r="http://schemas.openxmlformats.org/officeDocument/2006/relationships" xmlns:m="http://schemas.openxmlformats.org/officeDocument/2006/math" xmlns:v="urn:schemas-microsoft-com:vml" xmlns:wp14="http://schemas.microsoft.com/office/word/2010/wordprocessingDrawing" xmlns:wp="http://schemas.openxmlformats.org/drawingml/2006/wordprocessingDrawing" xmlns:w10="urn:schemas-microsoft-com:office:word" xmlns:w="http://schemas.openxmlformats.org/wordprocessingml/2006/main" xmlns:w14="http://schemas.microsoft.com/office/word/2010/wordml" xmlns:w15="http://schemas.microsoft.com/office/word/2012/wordml" xmlns:w16cex="http://schemas.microsoft.com/office/word/2018/wordml/cex" xmlns:w16cid="http://schemas.microsoft.com/office/word/2016/wordml/cid" xmlns:w16="http://schemas.microsoft.com/office/word/2018/wordml" xmlns:w16du="http://schemas.microsoft.com/office/word/2023/wordml/word16du" xmlns:w16sdtdh="http://schemas.microsoft.com/office/word/2020/wordml/sdtdatahash" xmlns:w16sdtfl="http://schemas.microsoft.com/office/word/2024/wordml/sdtformatlock" xmlns:w16se="http://schemas.microsoft.com/office/word/2015/wordml/symex" xmlns:wpg="http://schemas.microsoft.com/office/word/2010/wordprocessingGroup" xmlns:wpi="http://schemas.microsoft.com/office/word/2010/wordprocessingInk" xmlns:wne="http://schemas.microsoft.com/office/word/2006/wordml" xmlns:wps="http://schemas.microsoft.com/office/word/2010/wordprocessingShape" mc:Ignorable="w14 w15 w16se w16cid w16 w16cex w16sdtdh w16sdtfl w16du wp14">
   <w:endnote w:type="separator" w:id="-1">
     <w:p>
       <w:pPr>
@@ -606,7 +968,7 @@
 </file>
 
 <file path=word/footer1.xml><?xml version="1.0" encoding="utf-8"?>
-<w:ftr xmlns:wpc="http://schemas.microsoft.com/office/word/2010/wordprocessingCanvas" xmlns:cx="http://schemas.microsoft.com/office/drawing/2014/chartex" xmlns:cx1="http://schemas.microsoft.com/office/drawing/2015/9/8/chartex" xmlns:cx2="http://schemas.microsoft.com/office/drawing/2015/10/21/chartex" xmlns:cx3="http://schemas.microsoft.com/office/drawing/2016/5/9/chartex" xmlns:cx4="http://schemas.microsoft.com/office/drawing/2016/5/10/chartex" xmlns:cx5="http://schemas.microsoft.com/office/drawing/2016/5/11/chartex" xmlns:cx6="http://schemas.microsoft.com/office/drawing/2016/5/12/chartex" xmlns:cx7="http://schemas.microsoft.com/office/drawing/2016/5/13/chartex" xmlns:cx8="http://schemas.microsoft.com/office/drawing/2016/5/14/chartex" xmlns:mc="http://schemas.openxmlformats.org/markup-compatibility/2006" xmlns:aink="http://schemas.microsoft.com/office/drawing/2016/ink" xmlns:am3d="http://schemas.microsoft.com/office/drawing/2017/model3d" xmlns:o="urn:schemas-microsoft-com:office:office" xmlns:oel="http://schemas.microsoft.com/office/2019/extlst" xmlns:r="http://schemas.openxmlformats.org/officeDocument/2006/relationships" xmlns:m="http://schemas.openxmlformats.org/officeDocument/2006/math" xmlns:v="urn:schemas-microsoft-com:vml" xmlns:wp14="http://schemas.microsoft.com/office/word/2010/wordprocessingDrawing" xmlns:wp="http://schemas.openxmlformats.org/drawingml/2006/wordprocessingDrawing" xmlns:w10="urn:schemas-microsoft-com:office:word" xmlns:w="http://schemas.openxmlformats.org/wordprocessingml/2006/main" xmlns:w14="http://schemas.microsoft.com/office/word/2010/wordml" xmlns:w15="http://schemas.microsoft.com/office/word/2012/wordml" xmlns:w16cex="http://schemas.microsoft.com/office/word/2018/wordml/cex" xmlns:w16cid="http://schemas.microsoft.com/office/word/2016/wordml/cid" xmlns:w16="http://schemas.microsoft.com/office/word/2018/wordml" xmlns:w16sdtdh="http://schemas.microsoft.com/office/word/2020/wordml/sdtdatahash" xmlns:w16se="http://schemas.microsoft.com/office/word/2015/wordml/symex" xmlns:wpg="http://schemas.microsoft.com/office/word/2010/wordprocessingGroup" xmlns:wpi="http://schemas.microsoft.com/office/word/2010/wordprocessingInk" xmlns:wne="http://schemas.microsoft.com/office/word/2006/wordml" xmlns:wps="http://schemas.microsoft.com/office/word/2010/wordprocessingShape" mc:Ignorable="w14 w15 w16se w16cid w16 w16cex w16sdtdh wp14">
+<w:ftr xmlns:wpc="http://schemas.microsoft.com/office/word/2010/wordprocessingCanvas" xmlns:cx="http://schemas.microsoft.com/office/drawing/2014/chartex" xmlns:cx1="http://schemas.microsoft.com/office/drawing/2015/9/8/chartex" xmlns:cx2="http://schemas.microsoft.com/office/drawing/2015/10/21/chartex" xmlns:cx3="http://schemas.microsoft.com/office/drawing/2016/5/9/chartex" xmlns:cx4="http://schemas.microsoft.com/office/drawing/2016/5/10/chartex" xmlns:cx5="http://schemas.microsoft.com/office/drawing/2016/5/11/chartex" xmlns:cx6="http://schemas.microsoft.com/office/drawing/2016/5/12/chartex" xmlns:cx7="http://schemas.microsoft.com/office/drawing/2016/5/13/chartex" xmlns:cx8="http://schemas.microsoft.com/office/drawing/2016/5/14/chartex" xmlns:mc="http://schemas.openxmlformats.org/markup-compatibility/2006" xmlns:aink="http://schemas.microsoft.com/office/drawing/2016/ink" xmlns:am3d="http://schemas.microsoft.com/office/drawing/2017/model3d" xmlns:o="urn:schemas-microsoft-com:office:office" xmlns:oel="http://schemas.microsoft.com/office/2019/extlst" xmlns:r="http://schemas.openxmlformats.org/officeDocument/2006/relationships" xmlns:m="http://schemas.openxmlformats.org/officeDocument/2006/math" xmlns:v="urn:schemas-microsoft-com:vml" xmlns:wp14="http://schemas.microsoft.com/office/word/2010/wordprocessingDrawing" xmlns:wp="http://schemas.openxmlformats.org/drawingml/2006/wordprocessingDrawing" xmlns:w10="urn:schemas-microsoft-com:office:word" xmlns:w="http://schemas.openxmlformats.org/wordprocessingml/2006/main" xmlns:w14="http://schemas.microsoft.com/office/word/2010/wordml" xmlns:w15="http://schemas.microsoft.com/office/word/2012/wordml" xmlns:w16cex="http://schemas.microsoft.com/office/word/2018/wordml/cex" xmlns:w16cid="http://schemas.microsoft.com/office/word/2016/wordml/cid" xmlns:w16="http://schemas.microsoft.com/office/word/2018/wordml" xmlns:w16du="http://schemas.microsoft.com/office/word/2023/wordml/word16du" xmlns:w16sdtdh="http://schemas.microsoft.com/office/word/2020/wordml/sdtdatahash" xmlns:w16sdtfl="http://schemas.microsoft.com/office/word/2024/wordml/sdtformatlock" xmlns:w16se="http://schemas.microsoft.com/office/word/2015/wordml/symex" xmlns:wpg="http://schemas.microsoft.com/office/word/2010/wordprocessingGroup" xmlns:wpi="http://schemas.microsoft.com/office/word/2010/wordprocessingInk" xmlns:wne="http://schemas.microsoft.com/office/word/2006/wordml" xmlns:wps="http://schemas.microsoft.com/office/word/2010/wordprocessingShape" mc:Ignorable="w14 w15 w16se w16cid w16 w16cex w16sdtdh w16sdtfl w16du wp14">
   <w:p>
     <w:pPr>
       <w:pStyle w:val="Footer"/>
@@ -616,7 +978,7 @@
 </file>
 
 <file path=word/footer2.xml><?xml version="1.0" encoding="utf-8"?>
-<w:ftr xmlns:wpc="http://schemas.microsoft.com/office/word/2010/wordprocessingCanvas" xmlns:cx="http://schemas.microsoft.com/office/drawing/2014/chartex" xmlns:cx1="http://schemas.microsoft.com/office/drawing/2015/9/8/chartex" xmlns:cx2="http://schemas.microsoft.com/office/drawing/2015/10/21/chartex" xmlns:cx3="http://schemas.microsoft.com/office/drawing/2016/5/9/chartex" xmlns:cx4="http://schemas.microsoft.com/office/drawing/2016/5/10/chartex" xmlns:cx5="http://schemas.microsoft.com/office/drawing/2016/5/11/chartex" xmlns:cx6="http://schemas.microsoft.com/office/drawing/2016/5/12/chartex" xmlns:cx7="http://schemas.microsoft.com/office/drawing/2016/5/13/chartex" xmlns:cx8="http://schemas.microsoft.com/office/drawing/2016/5/14/chartex" xmlns:mc="http://schemas.openxmlformats.org/markup-compatibility/2006" xmlns:aink="http://schemas.microsoft.com/office/drawing/2016/ink" xmlns:am3d="http://schemas.microsoft.com/office/drawing/2017/model3d" xmlns:o="urn:schemas-microsoft-com:office:office" xmlns:oel="http://schemas.microsoft.com/office/2019/extlst" xmlns:r="http://schemas.openxmlformats.org/officeDocument/2006/relationships" xmlns:m="http://schemas.openxmlformats.org/officeDocument/2006/math" xmlns:v="urn:schemas-microsoft-com:vml" xmlns:wp14="http://schemas.microsoft.com/office/word/2010/wordprocessingDrawing" xmlns:wp="http://schemas.openxmlformats.org/drawingml/2006/wordprocessingDrawing" xmlns:w10="urn:schemas-microsoft-com:office:word" xmlns:w="http://schemas.openxmlformats.org/wordprocessingml/2006/main" xmlns:w14="http://schemas.microsoft.com/office/word/2010/wordml" xmlns:w15="http://schemas.microsoft.com/office/word/2012/wordml" xmlns:w16cex="http://schemas.microsoft.com/office/word/2018/wordml/cex" xmlns:w16cid="http://schemas.microsoft.com/office/word/2016/wordml/cid" xmlns:w16="http://schemas.microsoft.com/office/word/2018/wordml" xmlns:w16sdtdh="http://schemas.microsoft.com/office/word/2020/wordml/sdtdatahash" xmlns:w16se="http://schemas.microsoft.com/office/word/2015/wordml/symex" xmlns:wpg="http://schemas.microsoft.com/office/word/2010/wordprocessingGroup" xmlns:wpi="http://schemas.microsoft.com/office/word/2010/wordprocessingInk" xmlns:wne="http://schemas.microsoft.com/office/word/2006/wordml" xmlns:wps="http://schemas.microsoft.com/office/word/2010/wordprocessingShape" mc:Ignorable="w14 w15 w16se w16cid w16 w16cex w16sdtdh wp14">
+<w:ftr xmlns:wpc="http://schemas.microsoft.com/office/word/2010/wordprocessingCanvas" xmlns:cx="http://schemas.microsoft.com/office/drawing/2014/chartex" xmlns:cx1="http://schemas.microsoft.com/office/drawing/2015/9/8/chartex" xmlns:cx2="http://schemas.microsoft.com/office/drawing/2015/10/21/chartex" xmlns:cx3="http://schemas.microsoft.com/office/drawing/2016/5/9/chartex" xmlns:cx4="http://schemas.microsoft.com/office/drawing/2016/5/10/chartex" xmlns:cx5="http://schemas.microsoft.com/office/drawing/2016/5/11/chartex" xmlns:cx6="http://schemas.microsoft.com/office/drawing/2016/5/12/chartex" xmlns:cx7="http://schemas.microsoft.com/office/drawing/2016/5/13/chartex" xmlns:cx8="http://schemas.microsoft.com/office/drawing/2016/5/14/chartex" xmlns:mc="http://schemas.openxmlformats.org/markup-compatibility/2006" xmlns:aink="http://schemas.microsoft.com/office/drawing/2016/ink" xmlns:am3d="http://schemas.microsoft.com/office/drawing/2017/model3d" xmlns:o="urn:schemas-microsoft-com:office:office" xmlns:oel="http://schemas.microsoft.com/office/2019/extlst" xmlns:r="http://schemas.openxmlformats.org/officeDocument/2006/relationships" xmlns:m="http://schemas.openxmlformats.org/officeDocument/2006/math" xmlns:v="urn:schemas-microsoft-com:vml" xmlns:wp14="http://schemas.microsoft.com/office/word/2010/wordprocessingDrawing" xmlns:wp="http://schemas.openxmlformats.org/drawingml/2006/wordprocessingDrawing" xmlns:w10="urn:schemas-microsoft-com:office:word" xmlns:w="http://schemas.openxmlformats.org/wordprocessingml/2006/main" xmlns:w14="http://schemas.microsoft.com/office/word/2010/wordml" xmlns:w15="http://schemas.microsoft.com/office/word/2012/wordml" xmlns:w16cex="http://schemas.microsoft.com/office/word/2018/wordml/cex" xmlns:w16cid="http://schemas.microsoft.com/office/word/2016/wordml/cid" xmlns:w16="http://schemas.microsoft.com/office/word/2018/wordml" xmlns:w16du="http://schemas.microsoft.com/office/word/2023/wordml/word16du" xmlns:w16sdtdh="http://schemas.microsoft.com/office/word/2020/wordml/sdtdatahash" xmlns:w16sdtfl="http://schemas.microsoft.com/office/word/2024/wordml/sdtformatlock" xmlns:w16se="http://schemas.microsoft.com/office/word/2015/wordml/symex" xmlns:wpg="http://schemas.microsoft.com/office/word/2010/wordprocessingGroup" xmlns:wpi="http://schemas.microsoft.com/office/word/2010/wordprocessingInk" xmlns:wne="http://schemas.microsoft.com/office/word/2006/wordml" xmlns:wps="http://schemas.microsoft.com/office/word/2010/wordprocessingShape" mc:Ignorable="w14 w15 w16se w16cid w16 w16cex w16sdtdh w16sdtfl w16du wp14">
   <w:p>
     <w:pPr>
       <w:pStyle w:val="Footer"/>
@@ -626,7 +988,7 @@
 </file>
 
 <file path=word/footer3.xml><?xml version="1.0" encoding="utf-8"?>
-<w:ftr xmlns:wpc="http://schemas.microsoft.com/office/word/2010/wordprocessingCanvas" xmlns:cx="http://schemas.microsoft.com/office/drawing/2014/chartex" xmlns:cx1="http://schemas.microsoft.com/office/drawing/2015/9/8/chartex" xmlns:cx2="http://schemas.microsoft.com/office/drawing/2015/10/21/chartex" xmlns:cx3="http://schemas.microsoft.com/office/drawing/2016/5/9/chartex" xmlns:cx4="http://schemas.microsoft.com/office/drawing/2016/5/10/chartex" xmlns:cx5="http://schemas.microsoft.com/office/drawing/2016/5/11/chartex" xmlns:cx6="http://schemas.microsoft.com/office/drawing/2016/5/12/chartex" xmlns:cx7="http://schemas.microsoft.com/office/drawing/2016/5/13/chartex" xmlns:cx8="http://schemas.microsoft.com/office/drawing/2016/5/14/chartex" xmlns:mc="http://schemas.openxmlformats.org/markup-compatibility/2006" xmlns:aink="http://schemas.microsoft.com/office/drawing/2016/ink" xmlns:am3d="http://schemas.microsoft.com/office/drawing/2017/model3d" xmlns:o="urn:schemas-microsoft-com:office:office" xmlns:oel="http://schemas.microsoft.com/office/2019/extlst" xmlns:r="http://schemas.openxmlformats.org/officeDocument/2006/relationships" xmlns:m="http://schemas.openxmlformats.org/officeDocument/2006/math" xmlns:v="urn:schemas-microsoft-com:vml" xmlns:wp14="http://schemas.microsoft.com/office/word/2010/wordprocessingDrawing" xmlns:wp="http://schemas.openxmlformats.org/drawingml/2006/wordprocessingDrawing" xmlns:w10="urn:schemas-microsoft-com:office:word" xmlns:w="http://schemas.openxmlformats.org/wordprocessingml/2006/main" xmlns:w14="http://schemas.microsoft.com/office/word/2010/wordml" xmlns:w15="http://schemas.microsoft.com/office/word/2012/wordml" xmlns:w16cex="http://schemas.microsoft.com/office/word/2018/wordml/cex" xmlns:w16cid="http://schemas.microsoft.com/office/word/2016/wordml/cid" xmlns:w16="http://schemas.microsoft.com/office/word/2018/wordml" xmlns:w16sdtdh="http://schemas.microsoft.com/office/word/2020/wordml/sdtdatahash" xmlns:w16se="http://schemas.microsoft.com/office/word/2015/wordml/symex" xmlns:wpg="http://schemas.microsoft.com/office/word/2010/wordprocessingGroup" xmlns:wpi="http://schemas.microsoft.com/office/word/2010/wordprocessingInk" xmlns:wne="http://schemas.microsoft.com/office/word/2006/wordml" xmlns:wps="http://schemas.microsoft.com/office/word/2010/wordprocessingShape" mc:Ignorable="w14 w15 w16se w16cid w16 w16cex w16sdtdh wp14">
+<w:ftr xmlns:wpc="http://schemas.microsoft.com/office/word/2010/wordprocessingCanvas" xmlns:cx="http://schemas.microsoft.com/office/drawing/2014/chartex" xmlns:cx1="http://schemas.microsoft.com/office/drawing/2015/9/8/chartex" xmlns:cx2="http://schemas.microsoft.com/office/drawing/2015/10/21/chartex" xmlns:cx3="http://schemas.microsoft.com/office/drawing/2016/5/9/chartex" xmlns:cx4="http://schemas.microsoft.com/office/drawing/2016/5/10/chartex" xmlns:cx5="http://schemas.microsoft.com/office/drawing/2016/5/11/chartex" xmlns:cx6="http://schemas.microsoft.com/office/drawing/2016/5/12/chartex" xmlns:cx7="http://schemas.microsoft.com/office/drawing/2016/5/13/chartex" xmlns:cx8="http://schemas.microsoft.com/office/drawing/2016/5/14/chartex" xmlns:mc="http://schemas.openxmlformats.org/markup-compatibility/2006" xmlns:aink="http://schemas.microsoft.com/office/drawing/2016/ink" xmlns:am3d="http://schemas.microsoft.com/office/drawing/2017/model3d" xmlns:o="urn:schemas-microsoft-com:office:office" xmlns:oel="http://schemas.microsoft.com/office/2019/extlst" xmlns:r="http://schemas.openxmlformats.org/officeDocument/2006/relationships" xmlns:m="http://schemas.openxmlformats.org/officeDocument/2006/math" xmlns:v="urn:schemas-microsoft-com:vml" xmlns:wp14="http://schemas.microsoft.com/office/word/2010/wordprocessingDrawing" xmlns:wp="http://schemas.openxmlformats.org/drawingml/2006/wordprocessingDrawing" xmlns:w10="urn:schemas-microsoft-com:office:word" xmlns:w="http://schemas.openxmlformats.org/wordprocessingml/2006/main" xmlns:w14="http://schemas.microsoft.com/office/word/2010/wordml" xmlns:w15="http://schemas.microsoft.com/office/word/2012/wordml" xmlns:w16cex="http://schemas.microsoft.com/office/word/2018/wordml/cex" xmlns:w16cid="http://schemas.microsoft.com/office/word/2016/wordml/cid" xmlns:w16="http://schemas.microsoft.com/office/word/2018/wordml" xmlns:w16du="http://schemas.microsoft.com/office/word/2023/wordml/word16du" xmlns:w16sdtdh="http://schemas.microsoft.com/office/word/2020/wordml/sdtdatahash" xmlns:w16sdtfl="http://schemas.microsoft.com/office/word/2024/wordml/sdtformatlock" xmlns:w16se="http://schemas.microsoft.com/office/word/2015/wordml/symex" xmlns:wpg="http://schemas.microsoft.com/office/word/2010/wordprocessingGroup" xmlns:wpi="http://schemas.microsoft.com/office/word/2010/wordprocessingInk" xmlns:wne="http://schemas.microsoft.com/office/word/2006/wordml" xmlns:wps="http://schemas.microsoft.com/office/word/2010/wordprocessingShape" mc:Ignorable="w14 w15 w16se w16cid w16 w16cex w16sdtdh w16sdtfl w16du wp14">
   <w:p>
     <w:pPr>
       <w:pStyle w:val="Footer"/>
@@ -636,7 +998,7 @@
 </file>
 
 <file path=word/footnotes.xml><?xml version="1.0" encoding="utf-8"?>
-<w:footnotes xmlns:wpc="http://schemas.microsoft.com/office/word/2010/wordprocessingCanvas" xmlns:cx="http://schemas.microsoft.com/office/drawing/2014/chartex" xmlns:cx1="http://schemas.microsoft.com/office/drawing/2015/9/8/chartex" xmlns:cx2="http://schemas.microsoft.com/office/drawing/2015/10/21/chartex" xmlns:cx3="http://schemas.microsoft.com/office/drawing/2016/5/9/chartex" xmlns:cx4="http://schemas.microsoft.com/office/drawing/2016/5/10/chartex" xmlns:cx5="http://schemas.microsoft.com/office/drawing/2016/5/11/chartex" xmlns:cx6="http://schemas.microsoft.com/office/drawing/2016/5/12/chartex" xmlns:cx7="http://schemas.microsoft.com/office/drawing/2016/5/13/chartex" xmlns:cx8="http://schemas.microsoft.com/office/drawing/2016/5/14/chartex" xmlns:mc="http://schemas.openxmlformats.org/markup-compatibility/2006" xmlns:aink="http://schemas.microsoft.com/office/drawing/2016/ink" xmlns:am3d="http://schemas.microsoft.com/office/drawing/2017/model3d" xmlns:o="urn:schemas-microsoft-com:office:office" xmlns:oel="http://schemas.microsoft.com/office/2019/extlst" xmlns:r="http://schemas.openxmlformats.org/officeDocument/2006/relationships" xmlns:m="http://schemas.openxmlformats.org/officeDocument/2006/math" xmlns:v="urn:schemas-microsoft-com:vml" xmlns:wp14="http://schemas.microsoft.com/office/word/2010/wordprocessingDrawing" xmlns:wp="http://schemas.openxmlformats.org/drawingml/2006/wordprocessingDrawing" xmlns:w10="urn:schemas-microsoft-com:office:word" xmlns:w="http://schemas.openxmlformats.org/wordprocessingml/2006/main" xmlns:w14="http://schemas.microsoft.com/office/word/2010/wordml" xmlns:w15="http://schemas.microsoft.com/office/word/2012/wordml" xmlns:w16cex="http://schemas.microsoft.com/office/word/2018/wordml/cex" xmlns:w16cid="http://schemas.microsoft.com/office/word/2016/wordml/cid" xmlns:w16="http://schemas.microsoft.com/office/word/2018/wordml" xmlns:w16sdtdh="http://schemas.microsoft.com/office/word/2020/wordml/sdtdatahash" xmlns:w16se="http://schemas.microsoft.com/office/word/2015/wordml/symex" xmlns:wpg="http://schemas.microsoft.com/office/word/2010/wordprocessingGroup" xmlns:wpi="http://schemas.microsoft.com/office/word/2010/wordprocessingInk" xmlns:wne="http://schemas.microsoft.com/office/word/2006/wordml" xmlns:wps="http://schemas.microsoft.com/office/word/2010/wordprocessingShape" mc:Ignorable="w14 w15 w16se w16cid w16 w16cex w16sdtdh wp14">
+<w:footnotes xmlns:wpc="http://schemas.microsoft.com/office/word/2010/wordprocessingCanvas" xmlns:cx="http://schemas.microsoft.com/office/drawing/2014/chartex" xmlns:cx1="http://schemas.microsoft.com/office/drawing/2015/9/8/chartex" xmlns:cx2="http://schemas.microsoft.com/office/drawing/2015/10/21/chartex" xmlns:cx3="http://schemas.microsoft.com/office/drawing/2016/5/9/chartex" xmlns:cx4="http://schemas.microsoft.com/office/drawing/2016/5/10/chartex" xmlns:cx5="http://schemas.microsoft.com/office/drawing/2016/5/11/chartex" xmlns:cx6="http://schemas.microsoft.com/office/drawing/2016/5/12/chartex" xmlns:cx7="http://schemas.microsoft.com/office/drawing/2016/5/13/chartex" xmlns:cx8="http://schemas.microsoft.com/office/drawing/2016/5/14/chartex" xmlns:mc="http://schemas.openxmlformats.org/markup-compatibility/2006" xmlns:aink="http://schemas.microsoft.com/office/drawing/2016/ink" xmlns:am3d="http://schemas.microsoft.com/office/drawing/2017/model3d" xmlns:o="urn:schemas-microsoft-com:office:office" xmlns:oel="http://schemas.microsoft.com/office/2019/extlst" xmlns:r="http://schemas.openxmlformats.org/officeDocument/2006/relationships" xmlns:m="http://schemas.openxmlformats.org/officeDocument/2006/math" xmlns:v="urn:schemas-microsoft-com:vml" xmlns:wp14="http://schemas.microsoft.com/office/word/2010/wordprocessingDrawing" xmlns:wp="http://schemas.openxmlformats.org/drawingml/2006/wordprocessingDrawing" xmlns:w10="urn:schemas-microsoft-com:office:word" xmlns:w="http://schemas.openxmlformats.org/wordprocessingml/2006/main" xmlns:w14="http://schemas.microsoft.com/office/word/2010/wordml" xmlns:w15="http://schemas.microsoft.com/office/word/2012/wordml" xmlns:w16cex="http://schemas.microsoft.com/office/word/2018/wordml/cex" xmlns:w16cid="http://schemas.microsoft.com/office/word/2016/wordml/cid" xmlns:w16="http://schemas.microsoft.com/office/word/2018/wordml" xmlns:w16du="http://schemas.microsoft.com/office/word/2023/wordml/word16du" xmlns:w16sdtdh="http://schemas.microsoft.com/office/word/2020/wordml/sdtdatahash" xmlns:w16sdtfl="http://schemas.microsoft.com/office/word/2024/wordml/sdtformatlock" xmlns:w16se="http://schemas.microsoft.com/office/word/2015/wordml/symex" xmlns:wpg="http://schemas.microsoft.com/office/word/2010/wordprocessingGroup" xmlns:wpi="http://schemas.microsoft.com/office/word/2010/wordprocessingInk" xmlns:wne="http://schemas.microsoft.com/office/word/2006/wordml" xmlns:wps="http://schemas.microsoft.com/office/word/2010/wordprocessingShape" mc:Ignorable="w14 w15 w16se w16cid w16 w16cex w16sdtdh w16sdtfl w16du wp14">
   <w:footnote w:type="separator" w:id="-1">
     <w:p>
       <w:pPr>
@@ -661,7 +1023,7 @@
 </file>
 
 <file path=word/header1.xml><?xml version="1.0" encoding="utf-8"?>
-<w:hdr xmlns:wpc="http://schemas.microsoft.com/office/word/2010/wordprocessingCanvas" xmlns:cx="http://schemas.microsoft.com/office/drawing/2014/chartex" xmlns:cx1="http://schemas.microsoft.com/office/drawing/2015/9/8/chartex" xmlns:cx2="http://schemas.microsoft.com/office/drawing/2015/10/21/chartex" xmlns:cx3="http://schemas.microsoft.com/office/drawing/2016/5/9/chartex" xmlns:cx4="http://schemas.microsoft.com/office/drawing/2016/5/10/chartex" xmlns:cx5="http://schemas.microsoft.com/office/drawing/2016/5/11/chartex" xmlns:cx6="http://schemas.microsoft.com/office/drawing/2016/5/12/chartex" xmlns:cx7="http://schemas.microsoft.com/office/drawing/2016/5/13/chartex" xmlns:cx8="http://schemas.microsoft.com/office/drawing/2016/5/14/chartex" xmlns:mc="http://schemas.openxmlformats.org/markup-compatibility/2006" xmlns:aink="http://schemas.microsoft.com/office/drawing/2016/ink" xmlns:am3d="http://schemas.microsoft.com/office/drawing/2017/model3d" xmlns:o="urn:schemas-microsoft-com:office:office" xmlns:oel="http://schemas.microsoft.com/office/2019/extlst" xmlns:r="http://schemas.openxmlformats.org/officeDocument/2006/relationships" xmlns:m="http://schemas.openxmlformats.org/officeDocument/2006/math" xmlns:v="urn:schemas-microsoft-com:vml" xmlns:wp14="http://schemas.microsoft.com/office/word/2010/wordprocessingDrawing" xmlns:wp="http://schemas.openxmlformats.org/drawingml/2006/wordprocessingDrawing" xmlns:w10="urn:schemas-microsoft-com:office:word" xmlns:w="http://schemas.openxmlformats.org/wordprocessingml/2006/main" xmlns:w14="http://schemas.microsoft.com/office/word/2010/wordml" xmlns:w15="http://schemas.microsoft.com/office/word/2012/wordml" xmlns:w16cex="http://schemas.microsoft.com/office/word/2018/wordml/cex" xmlns:w16cid="http://schemas.microsoft.com/office/word/2016/wordml/cid" xmlns:w16="http://schemas.microsoft.com/office/word/2018/wordml" xmlns:w16sdtdh="http://schemas.microsoft.com/office/word/2020/wordml/sdtdatahash" xmlns:w16se="http://schemas.microsoft.com/office/word/2015/wordml/symex" xmlns:wpg="http://schemas.microsoft.com/office/word/2010/wordprocessingGroup" xmlns:wpi="http://schemas.microsoft.com/office/word/2010/wordprocessingInk" xmlns:wne="http://schemas.microsoft.com/office/word/2006/wordml" xmlns:wps="http://schemas.microsoft.com/office/word/2010/wordprocessingShape" mc:Ignorable="w14 w15 w16se w16cid w16 w16cex w16sdtdh wp14">
+<w:hdr xmlns:wpc="http://schemas.microsoft.com/office/word/2010/wordprocessingCanvas" xmlns:cx="http://schemas.microsoft.com/office/drawing/2014/chartex" xmlns:cx1="http://schemas.microsoft.com/office/drawing/2015/9/8/chartex" xmlns:cx2="http://schemas.microsoft.com/office/drawing/2015/10/21/chartex" xmlns:cx3="http://schemas.microsoft.com/office/drawing/2016/5/9/chartex" xmlns:cx4="http://schemas.microsoft.com/office/drawing/2016/5/10/chartex" xmlns:cx5="http://schemas.microsoft.com/office/drawing/2016/5/11/chartex" xmlns:cx6="http://schemas.microsoft.com/office/drawing/2016/5/12/chartex" xmlns:cx7="http://schemas.microsoft.com/office/drawing/2016/5/13/chartex" xmlns:cx8="http://schemas.microsoft.com/office/drawing/2016/5/14/chartex" xmlns:mc="http://schemas.openxmlformats.org/markup-compatibility/2006" xmlns:aink="http://schemas.microsoft.com/office/drawing/2016/ink" xmlns:am3d="http://schemas.microsoft.com/office/drawing/2017/model3d" xmlns:o="urn:schemas-microsoft-com:office:office" xmlns:oel="http://schemas.microsoft.com/office/2019/extlst" xmlns:r="http://schemas.openxmlformats.org/officeDocument/2006/relationships" xmlns:m="http://schemas.openxmlformats.org/officeDocument/2006/math" xmlns:v="urn:schemas-microsoft-com:vml" xmlns:wp14="http://schemas.microsoft.com/office/word/2010/wordprocessingDrawing" xmlns:wp="http://schemas.openxmlformats.org/drawingml/2006/wordprocessingDrawing" xmlns:w10="urn:schemas-microsoft-com:office:word" xmlns:w="http://schemas.openxmlformats.org/wordprocessingml/2006/main" xmlns:w14="http://schemas.microsoft.com/office/word/2010/wordml" xmlns:w15="http://schemas.microsoft.com/office/word/2012/wordml" xmlns:w16cex="http://schemas.microsoft.com/office/word/2018/wordml/cex" xmlns:w16cid="http://schemas.microsoft.com/office/word/2016/wordml/cid" xmlns:w16="http://schemas.microsoft.com/office/word/2018/wordml" xmlns:w16du="http://schemas.microsoft.com/office/word/2023/wordml/word16du" xmlns:w16sdtdh="http://schemas.microsoft.com/office/word/2020/wordml/sdtdatahash" xmlns:w16sdtfl="http://schemas.microsoft.com/office/word/2024/wordml/sdtformatlock" xmlns:w16se="http://schemas.microsoft.com/office/word/2015/wordml/symex" xmlns:wpg="http://schemas.microsoft.com/office/word/2010/wordprocessingGroup" xmlns:wpi="http://schemas.microsoft.com/office/word/2010/wordprocessingInk" xmlns:wne="http://schemas.microsoft.com/office/word/2006/wordml" xmlns:wps="http://schemas.microsoft.com/office/word/2010/wordprocessingShape" mc:Ignorable="w14 w15 w16se w16cid w16 w16cex w16sdtdh w16sdtfl w16du wp14">
   <w:p>
     <w:pPr>
       <w:pStyle w:val="Header"/>
@@ -671,7 +1033,7 @@
 </file>
 
 <file path=word/header2.xml><?xml version="1.0" encoding="utf-8"?>
-<w:hdr xmlns:wpc="http://schemas.microsoft.com/office/word/2010/wordprocessingCanvas" xmlns:cx="http://schemas.microsoft.com/office/drawing/2014/chartex" xmlns:cx1="http://schemas.microsoft.com/office/drawing/2015/9/8/chartex" xmlns:cx2="http://schemas.microsoft.com/office/drawing/2015/10/21/chartex" xmlns:cx3="http://schemas.microsoft.com/office/drawing/2016/5/9/chartex" xmlns:cx4="http://schemas.microsoft.com/office/drawing/2016/5/10/chartex" xmlns:cx5="http://schemas.microsoft.com/office/drawing/2016/5/11/chartex" xmlns:cx6="http://schemas.microsoft.com/office/drawing/2016/5/12/chartex" xmlns:cx7="http://schemas.microsoft.com/office/drawing/2016/5/13/chartex" xmlns:cx8="http://schemas.microsoft.com/office/drawing/2016/5/14/chartex" xmlns:mc="http://schemas.openxmlformats.org/markup-compatibility/2006" xmlns:aink="http://schemas.microsoft.com/office/drawing/2016/ink" xmlns:am3d="http://schemas.microsoft.com/office/drawing/2017/model3d" xmlns:o="urn:schemas-microsoft-com:office:office" xmlns:oel="http://schemas.microsoft.com/office/2019/extlst" xmlns:r="http://schemas.openxmlformats.org/officeDocument/2006/relationships" xmlns:m="http://schemas.openxmlformats.org/officeDocument/2006/math" xmlns:v="urn:schemas-microsoft-com:vml" xmlns:wp14="http://schemas.microsoft.com/office/word/2010/wordprocessingDrawing" xmlns:wp="http://schemas.openxmlformats.org/drawingml/2006/wordprocessingDrawing" xmlns:w10="urn:schemas-microsoft-com:office:word" xmlns:w="http://schemas.openxmlformats.org/wordprocessingml/2006/main" xmlns:w14="http://schemas.microsoft.com/office/word/2010/wordml" xmlns:w15="http://schemas.microsoft.com/office/word/2012/wordml" xmlns:w16cex="http://schemas.microsoft.com/office/word/2018/wordml/cex" xmlns:w16cid="http://schemas.microsoft.com/office/word/2016/wordml/cid" xmlns:w16="http://schemas.microsoft.com/office/word/2018/wordml" xmlns:w16sdtdh="http://schemas.microsoft.com/office/word/2020/wordml/sdtdatahash" xmlns:w16se="http://schemas.microsoft.com/office/word/2015/wordml/symex" xmlns:wpg="http://schemas.microsoft.com/office/word/2010/wordprocessingGroup" xmlns:wpi="http://schemas.microsoft.com/office/word/2010/wordprocessingInk" xmlns:wne="http://schemas.microsoft.com/office/word/2006/wordml" xmlns:wps="http://schemas.microsoft.com/office/word/2010/wordprocessingShape" mc:Ignorable="w14 w15 w16se w16cid w16 w16cex w16sdtdh wp14">
+<w:hdr xmlns:wpc="http://schemas.microsoft.com/office/word/2010/wordprocessingCanvas" xmlns:cx="http://schemas.microsoft.com/office/drawing/2014/chartex" xmlns:cx1="http://schemas.microsoft.com/office/drawing/2015/9/8/chartex" xmlns:cx2="http://schemas.microsoft.com/office/drawing/2015/10/21/chartex" xmlns:cx3="http://schemas.microsoft.com/office/drawing/2016/5/9/chartex" xmlns:cx4="http://schemas.microsoft.com/office/drawing/2016/5/10/chartex" xmlns:cx5="http://schemas.microsoft.com/office/drawing/2016/5/11/chartex" xmlns:cx6="http://schemas.microsoft.com/office/drawing/2016/5/12/chartex" xmlns:cx7="http://schemas.microsoft.com/office/drawing/2016/5/13/chartex" xmlns:cx8="http://schemas.microsoft.com/office/drawing/2016/5/14/chartex" xmlns:mc="http://schemas.openxmlformats.org/markup-compatibility/2006" xmlns:aink="http://schemas.microsoft.com/office/drawing/2016/ink" xmlns:am3d="http://schemas.microsoft.com/office/drawing/2017/model3d" xmlns:o="urn:schemas-microsoft-com:office:office" xmlns:oel="http://schemas.microsoft.com/office/2019/extlst" xmlns:r="http://schemas.openxmlformats.org/officeDocument/2006/relationships" xmlns:m="http://schemas.openxmlformats.org/officeDocument/2006/math" xmlns:v="urn:schemas-microsoft-com:vml" xmlns:wp14="http://schemas.microsoft.com/office/word/2010/wordprocessingDrawing" xmlns:wp="http://schemas.openxmlformats.org/drawingml/2006/wordprocessingDrawing" xmlns:w10="urn:schemas-microsoft-com:office:word" xmlns:w="http://schemas.openxmlformats.org/wordprocessingml/2006/main" xmlns:w14="http://schemas.microsoft.com/office/word/2010/wordml" xmlns:w15="http://schemas.microsoft.com/office/word/2012/wordml" xmlns:w16cex="http://schemas.microsoft.com/office/word/2018/wordml/cex" xmlns:w16cid="http://schemas.microsoft.com/office/word/2016/wordml/cid" xmlns:w16="http://schemas.microsoft.com/office/word/2018/wordml" xmlns:w16du="http://schemas.microsoft.com/office/word/2023/wordml/word16du" xmlns:w16sdtdh="http://schemas.microsoft.com/office/word/2020/wordml/sdtdatahash" xmlns:w16sdtfl="http://schemas.microsoft.com/office/word/2024/wordml/sdtformatlock" xmlns:w16se="http://schemas.microsoft.com/office/word/2015/wordml/symex" xmlns:wpg="http://schemas.microsoft.com/office/word/2010/wordprocessingGroup" xmlns:wpi="http://schemas.microsoft.com/office/word/2010/wordprocessingInk" xmlns:wne="http://schemas.microsoft.com/office/word/2006/wordml" xmlns:wps="http://schemas.microsoft.com/office/word/2010/wordprocessingShape" mc:Ignorable="w14 w15 w16se w16cid w16 w16cex w16sdtdh w16sdtfl w16du wp14">
   <w:p>
     <w:pPr>
       <w:pStyle w:val="Header"/>
@@ -682,7 +1044,7 @@
 </file>
 
 <file path=word/header3.xml><?xml version="1.0" encoding="utf-8"?>
-<w:hdr xmlns:wpc="http://schemas.microsoft.com/office/word/2010/wordprocessingCanvas" xmlns:cx="http://schemas.microsoft.com/office/drawing/2014/chartex" xmlns:cx1="http://schemas.microsoft.com/office/drawing/2015/9/8/chartex" xmlns:cx2="http://schemas.microsoft.com/office/drawing/2015/10/21/chartex" xmlns:cx3="http://schemas.microsoft.com/office/drawing/2016/5/9/chartex" xmlns:cx4="http://schemas.microsoft.com/office/drawing/2016/5/10/chartex" xmlns:cx5="http://schemas.microsoft.com/office/drawing/2016/5/11/chartex" xmlns:cx6="http://schemas.microsoft.com/office/drawing/2016/5/12/chartex" xmlns:cx7="http://schemas.microsoft.com/office/drawing/2016/5/13/chartex" xmlns:cx8="http://schemas.microsoft.com/office/drawing/2016/5/14/chartex" xmlns:mc="http://schemas.openxmlformats.org/markup-compatibility/2006" xmlns:aink="http://schemas.microsoft.com/office/drawing/2016/ink" xmlns:am3d="http://schemas.microsoft.com/office/drawing/2017/model3d" xmlns:o="urn:schemas-microsoft-com:office:office" xmlns:oel="http://schemas.microsoft.com/office/2019/extlst" xmlns:r="http://schemas.openxmlformats.org/officeDocument/2006/relationships" xmlns:m="http://schemas.openxmlformats.org/officeDocument/2006/math" xmlns:v="urn:schemas-microsoft-com:vml" xmlns:wp14="http://schemas.microsoft.com/office/word/2010/wordprocessingDrawing" xmlns:wp="http://schemas.openxmlformats.org/drawingml/2006/wordprocessingDrawing" xmlns:w10="urn:schemas-microsoft-com:office:word" xmlns:w="http://schemas.openxmlformats.org/wordprocessingml/2006/main" xmlns:w14="http://schemas.microsoft.com/office/word/2010/wordml" xmlns:w15="http://schemas.microsoft.com/office/word/2012/wordml" xmlns:w16cex="http://schemas.microsoft.com/office/word/2018/wordml/cex" xmlns:w16cid="http://schemas.microsoft.com/office/word/2016/wordml/cid" xmlns:w16="http://schemas.microsoft.com/office/word/2018/wordml" xmlns:w16sdtdh="http://schemas.microsoft.com/office/word/2020/wordml/sdtdatahash" xmlns:w16se="http://schemas.microsoft.com/office/word/2015/wordml/symex" xmlns:wpg="http://schemas.microsoft.com/office/word/2010/wordprocessingGroup" xmlns:wpi="http://schemas.microsoft.com/office/word/2010/wordprocessingInk" xmlns:wne="http://schemas.microsoft.com/office/word/2006/wordml" xmlns:wps="http://schemas.microsoft.com/office/word/2010/wordprocessingShape" mc:Ignorable="w14 w15 w16se w16cid w16 w16cex w16sdtdh wp14">
+<w:hdr xmlns:wpc="http://schemas.microsoft.com/office/word/2010/wordprocessingCanvas" xmlns:cx="http://schemas.microsoft.com/office/drawing/2014/chartex" xmlns:cx1="http://schemas.microsoft.com/office/drawing/2015/9/8/chartex" xmlns:cx2="http://schemas.microsoft.com/office/drawing/2015/10/21/chartex" xmlns:cx3="http://schemas.microsoft.com/office/drawing/2016/5/9/chartex" xmlns:cx4="http://schemas.microsoft.com/office/drawing/2016/5/10/chartex" xmlns:cx5="http://schemas.microsoft.com/office/drawing/2016/5/11/chartex" xmlns:cx6="http://schemas.microsoft.com/office/drawing/2016/5/12/chartex" xmlns:cx7="http://schemas.microsoft.com/office/drawing/2016/5/13/chartex" xmlns:cx8="http://schemas.microsoft.com/office/drawing/2016/5/14/chartex" xmlns:mc="http://schemas.openxmlformats.org/markup-compatibility/2006" xmlns:aink="http://schemas.microsoft.com/office/drawing/2016/ink" xmlns:am3d="http://schemas.microsoft.com/office/drawing/2017/model3d" xmlns:o="urn:schemas-microsoft-com:office:office" xmlns:oel="http://schemas.microsoft.com/office/2019/extlst" xmlns:r="http://schemas.openxmlformats.org/officeDocument/2006/relationships" xmlns:m="http://schemas.openxmlformats.org/officeDocument/2006/math" xmlns:v="urn:schemas-microsoft-com:vml" xmlns:wp14="http://schemas.microsoft.com/office/word/2010/wordprocessingDrawing" xmlns:wp="http://schemas.openxmlformats.org/drawingml/2006/wordprocessingDrawing" xmlns:w10="urn:schemas-microsoft-com:office:word" xmlns:w="http://schemas.openxmlformats.org/wordprocessingml/2006/main" xmlns:w14="http://schemas.microsoft.com/office/word/2010/wordml" xmlns:w15="http://schemas.microsoft.com/office/word/2012/wordml" xmlns:w16cex="http://schemas.microsoft.com/office/word/2018/wordml/cex" xmlns:w16cid="http://schemas.microsoft.com/office/word/2016/wordml/cid" xmlns:w16="http://schemas.microsoft.com/office/word/2018/wordml" xmlns:w16du="http://schemas.microsoft.com/office/word/2023/wordml/word16du" xmlns:w16sdtdh="http://schemas.microsoft.com/office/word/2020/wordml/sdtdatahash" xmlns:w16sdtfl="http://schemas.microsoft.com/office/word/2024/wordml/sdtformatlock" xmlns:w16se="http://schemas.microsoft.com/office/word/2015/wordml/symex" xmlns:wpg="http://schemas.microsoft.com/office/word/2010/wordprocessingGroup" xmlns:wpi="http://schemas.microsoft.com/office/word/2010/wordprocessingInk" xmlns:wne="http://schemas.microsoft.com/office/word/2006/wordml" xmlns:wps="http://schemas.microsoft.com/office/word/2010/wordprocessingShape" mc:Ignorable="w14 w15 w16se w16cid w16 w16cex w16sdtdh w16sdtfl w16du wp14">
   <w:p>
     <w:pPr>
       <w:pStyle w:val="Header"/>
@@ -691,7 +1053,7 @@
     <w:r>
       <w:tab/>
       <w:tab/>
-      <w:t>2026-06-17</w:t>
+      <w:t>2026-06-18</w:t>
       <w:br/>
       <w:br/>
     </w:r>
@@ -704,7 +1066,7 @@
 </file>
 
 <file path=word/numbering.xml><?xml version="1.0" encoding="utf-8"?>
-<w:numbering xmlns:wpc="http://schemas.microsoft.com/office/word/2010/wordprocessingCanvas" xmlns:cx="http://schemas.microsoft.com/office/drawing/2014/chartex" xmlns:cx1="http://schemas.microsoft.com/office/drawing/2015/9/8/chartex" xmlns:cx2="http://schemas.microsoft.com/office/drawing/2015/10/21/chartex" xmlns:cx3="http://schemas.microsoft.com/office/drawing/2016/5/9/chartex" xmlns:cx4="http://schemas.microsoft.com/office/drawing/2016/5/10/chartex" xmlns:cx5="http://schemas.microsoft.com/office/drawing/2016/5/11/chartex" xmlns:cx6="http://schemas.microsoft.com/office/drawing/2016/5/12/chartex" xmlns:cx7="http://schemas.microsoft.com/office/drawing/2016/5/13/chartex" xmlns:cx8="http://schemas.microsoft.com/office/drawing/2016/5/14/chartex" xmlns:mc="http://schemas.openxmlformats.org/markup-compatibility/2006" xmlns:aink="http://schemas.microsoft.com/office/drawing/2016/ink" xmlns:am3d="http://schemas.microsoft.com/office/drawing/2017/model3d" xmlns:o="urn:schemas-microsoft-com:office:office" xmlns:oel="http://schemas.microsoft.com/office/2019/extlst" xmlns:r="http://schemas.openxmlformats.org/officeDocument/2006/relationships" xmlns:m="http://schemas.openxmlformats.org/officeDocument/2006/math" xmlns:v="urn:schemas-microsoft-com:vml" xmlns:wp14="http://schemas.microsoft.com/office/word/2010/wordprocessingDrawing" xmlns:wp="http://schemas.openxmlformats.org/drawingml/2006/wordprocessingDrawing" xmlns:w10="urn:schemas-microsoft-com:office:word" xmlns:w="http://schemas.openxmlformats.org/wordprocessingml/2006/main" xmlns:w14="http://schemas.microsoft.com/office/word/2010/wordml" xmlns:w15="http://schemas.microsoft.com/office/word/2012/wordml" xmlns:w16cex="http://schemas.microsoft.com/office/word/2018/wordml/cex" xmlns:w16cid="http://schemas.microsoft.com/office/word/2016/wordml/cid" xmlns:w16="http://schemas.microsoft.com/office/word/2018/wordml" xmlns:w16sdtdh="http://schemas.microsoft.com/office/word/2020/wordml/sdtdatahash" xmlns:w16se="http://schemas.microsoft.com/office/word/2015/wordml/symex" xmlns:wpg="http://schemas.microsoft.com/office/word/2010/wordprocessingGroup" xmlns:wpi="http://schemas.microsoft.com/office/word/2010/wordprocessingInk" xmlns:wne="http://schemas.microsoft.com/office/word/2006/wordml" xmlns:wps="http://schemas.microsoft.com/office/word/2010/wordprocessingShape" mc:Ignorable="w14 w15 w16se w16cid w16 w16cex w16sdtdh wp14">
+<w:numbering xmlns:wpc="http://schemas.microsoft.com/office/word/2010/wordprocessingCanvas" xmlns:cx="http://schemas.microsoft.com/office/drawing/2014/chartex" xmlns:cx1="http://schemas.microsoft.com/office/drawing/2015/9/8/chartex" xmlns:cx2="http://schemas.microsoft.com/office/drawing/2015/10/21/chartex" xmlns:cx3="http://schemas.microsoft.com/office/drawing/2016/5/9/chartex" xmlns:cx4="http://schemas.microsoft.com/office/drawing/2016/5/10/chartex" xmlns:cx5="http://schemas.microsoft.com/office/drawing/2016/5/11/chartex" xmlns:cx6="http://schemas.microsoft.com/office/drawing/2016/5/12/chartex" xmlns:cx7="http://schemas.microsoft.com/office/drawing/2016/5/13/chartex" xmlns:cx8="http://schemas.microsoft.com/office/drawing/2016/5/14/chartex" xmlns:mc="http://schemas.openxmlformats.org/markup-compatibility/2006" xmlns:aink="http://schemas.microsoft.com/office/drawing/2016/ink" xmlns:am3d="http://schemas.microsoft.com/office/drawing/2017/model3d" xmlns:o="urn:schemas-microsoft-com:office:office" xmlns:oel="http://schemas.microsoft.com/office/2019/extlst" xmlns:r="http://schemas.openxmlformats.org/officeDocument/2006/relationships" xmlns:m="http://schemas.openxmlformats.org/officeDocument/2006/math" xmlns:v="urn:schemas-microsoft-com:vml" xmlns:wp14="http://schemas.microsoft.com/office/word/2010/wordprocessingDrawing" xmlns:wp="http://schemas.openxmlformats.org/drawingml/2006/wordprocessingDrawing" xmlns:w10="urn:schemas-microsoft-com:office:word" xmlns:w="http://schemas.openxmlformats.org/wordprocessingml/2006/main" xmlns:w14="http://schemas.microsoft.com/office/word/2010/wordml" xmlns:w15="http://schemas.microsoft.com/office/word/2012/wordml" xmlns:w16cex="http://schemas.microsoft.com/office/word/2018/wordml/cex" xmlns:w16cid="http://schemas.microsoft.com/office/word/2016/wordml/cid" xmlns:w16="http://schemas.microsoft.com/office/word/2018/wordml" xmlns:w16du="http://schemas.microsoft.com/office/word/2023/wordml/word16du" xmlns:w16sdtdh="http://schemas.microsoft.com/office/word/2020/wordml/sdtdatahash" xmlns:w16sdtfl="http://schemas.microsoft.com/office/word/2024/wordml/sdtformatlock" xmlns:w16se="http://schemas.microsoft.com/office/word/2015/wordml/symex" xmlns:wpg="http://schemas.microsoft.com/office/word/2010/wordprocessingGroup" xmlns:wpi="http://schemas.microsoft.com/office/word/2010/wordprocessingInk" xmlns:wne="http://schemas.microsoft.com/office/word/2006/wordml" xmlns:wps="http://schemas.microsoft.com/office/word/2010/wordprocessingShape" mc:Ignorable="w14 w15 w16se w16cid w16 w16cex w16sdtdh w16sdtfl w16du wp14">
   <w:abstractNum w:abstractNumId="0" w15:restartNumberingAfterBreak="0">
     <w:nsid w:val="FFFFFF7C"/>
     <w:multiLevelType w:val="singleLevel"/>
@@ -907,7 +1269,7 @@
 </file>
 
 <file path=word/styles.xml><?xml version="1.0" encoding="utf-8"?>
-<w:styles xmlns:mc="http://schemas.openxmlformats.org/markup-compatibility/2006" xmlns:r="http://schemas.openxmlformats.org/officeDocument/2006/relationships" xmlns:w="http://schemas.openxmlformats.org/wordprocessingml/2006/main" xmlns:w14="http://schemas.microsoft.com/office/word/2010/wordml" xmlns:w15="http://schemas.microsoft.com/office/word/2012/wordml" xmlns:w16cex="http://schemas.microsoft.com/office/word/2018/wordml/cex" xmlns:w16cid="http://schemas.microsoft.com/office/word/2016/wordml/cid" xmlns:w16="http://schemas.microsoft.com/office/word/2018/wordml" xmlns:w16sdtdh="http://schemas.microsoft.com/office/word/2020/wordml/sdtdatahash" xmlns:w16se="http://schemas.microsoft.com/office/word/2015/wordml/symex" mc:Ignorable="w14 w15 w16se w16cid w16 w16cex w16sdtdh">
+<w:styles xmlns:mc="http://schemas.openxmlformats.org/markup-compatibility/2006" xmlns:r="http://schemas.openxmlformats.org/officeDocument/2006/relationships" xmlns:w="http://schemas.openxmlformats.org/wordprocessingml/2006/main" xmlns:w14="http://schemas.microsoft.com/office/word/2010/wordml" xmlns:w15="http://schemas.microsoft.com/office/word/2012/wordml" xmlns:w16cex="http://schemas.microsoft.com/office/word/2018/wordml/cex" xmlns:w16cid="http://schemas.microsoft.com/office/word/2016/wordml/cid" xmlns:w16="http://schemas.microsoft.com/office/word/2018/wordml" xmlns:w16du="http://schemas.microsoft.com/office/word/2023/wordml/word16du" xmlns:w16sdtdh="http://schemas.microsoft.com/office/word/2020/wordml/sdtdatahash" xmlns:w16sdtfl="http://schemas.microsoft.com/office/word/2024/wordml/sdtformatlock" xmlns:w16se="http://schemas.microsoft.com/office/word/2015/wordml/symex" mc:Ignorable="w14 w15 w16se w16cid w16 w16cex w16sdtdh w16sdtfl w16du">
   <w:docDefaults>
     <w:rPrDefault>
       <w:rPr>
@@ -1665,7 +2027,7 @@
     <w:link w:val="TitleChar"/>
     <w:uiPriority w:val="10"/>
     <w:qFormat/>
-    <w:rsid w:val="007106C8"/>
+    <w:rsid w:val="00E854FA"/>
     <w:pPr>
       <w:spacing w:after="300" w:line="240" w:lineRule="auto"/>
       <w:contextualSpacing/>
@@ -1675,7 +2037,7 @@
       <w:rFonts w:eastAsiaTheme="majorEastAsia" w:cstheme="majorBidi"/>
       <w:spacing w:val="5"/>
       <w:kern w:val="28"/>
-      <w:sz w:val="52"/>
+      <w:sz w:val="40"/>
       <w:szCs w:val="52"/>
       <w:lang w:val="sv-SE" w:eastAsia="en-US" w:bidi="ar-SA"/>
     </w:rPr>
@@ -1685,12 +2047,12 @@
     <w:basedOn w:val="DefaultParagraphFont"/>
     <w:link w:val="Title"/>
     <w:uiPriority w:val="10"/>
-    <w:rsid w:val="007106C8"/>
+    <w:rsid w:val="00E854FA"/>
     <w:rPr>
       <w:rFonts w:ascii="Times New Roman" w:eastAsiaTheme="majorEastAsia" w:hAnsi="Times New Roman" w:cstheme="majorBidi"/>
       <w:spacing w:val="5"/>
       <w:kern w:val="28"/>
-      <w:sz w:val="52"/>
+      <w:sz w:val="40"/>
       <w:szCs w:val="52"/>
       <w:lang w:val="sv-SE" w:eastAsia="en-US" w:bidi="ar-SA"/>
     </w:rPr>

--- a/tillsyn/A 21612-2026 tillsynsbegäran.docx
+++ b/tillsyn/A 21612-2026 tillsynsbegäran.docx
@@ -1053,7 +1053,7 @@
     <w:r>
       <w:tab/>
       <w:tab/>
-      <w:t>2026-06-18</w:t>
+      <w:t>2026-06-19</w:t>
       <w:br/>
       <w:br/>
     </w:r>

--- a/tillsyn/A 21612-2026 tillsynsbegäran.docx
+++ b/tillsyn/A 21612-2026 tillsynsbegäran.docx
@@ -1053,7 +1053,7 @@
     <w:r>
       <w:tab/>
       <w:tab/>
-      <w:t>2026-06-19</w:t>
+      <w:t>2026-06-20</w:t>
       <w:br/>
       <w:br/>
     </w:r>

--- a/tillsyn/A 21612-2026 tillsynsbegäran.docx
+++ b/tillsyn/A 21612-2026 tillsynsbegäran.docx
@@ -12,10 +12,7 @@
     </w:p>
     <w:p>
       <w:r>
-        <w:t>Detta dokument behandlar höga naturvärden i avverkningsanmälan A 21612-2026 i Oskarshamns kommun som inkom 2026-05-07 och omfattar 10,0 ha.</w:t>
-      </w:r>
-      <w:r>
-        <w:t xml:space="preserve"> I Figur 1 visas fyndplatser för naturvårdsarter i området, som finns registrerade på Artportalen.</w:t>
+        <w:t>Denna tillsynsbegäran behandlar höga naturvärden i avverkningsanmälan A 21612-2026 i Oskarshamns kommun som inkom 2026-05-07 och omfattar 10,0 ha.</w:t>
       </w:r>
     </w:p>
     <w:p>
@@ -63,27 +60,12 @@
         <w:spacing w:after="240"/>
       </w:pPr>
       <w:r>
-        <w:t>Figur 1. Fyndplatser för naturvårdsarter i avverkningsanmälan (röd linje). Inom parentes anges rödlistekategorier, S för signalarter, Tför typiska arter och fridlysningsparagrafer i artskyddsförordningen.Markörer utan svart kant är placerade på fyndplatsen. Markörer med svart kant är placerade vid sidan av fyndplatsen och har ett svart streck som visar fyndplatsens exakta position. Kartans mittpunktskoordinat är N 6373773, E 587269 i SWEREF 99 TM.</w:t>
+        <w:t>Figur 1. Fyndplatser för naturvårdsarter i avverkningsanmälan. Markörer utan svart kant är placerade på fyndplatsen. Markörer med svart kant är placerade vid sidan av fyndplatsen har ett svart streck som visar fyndplatsens exakta position. Kartans mittpunktskoordinat är N 6373773, E 587269 i SWEREF 99 TM.</w:t>
       </w:r>
     </w:p>
     <w:p>
       <w:r>
-        <w:t>Vi begär härmed att Skogsstyrelsen fattar beslut enligt miljöbalken som säkerställer att skogens höga naturvärden bevaras samt att EU-lagstiftning efterlevs och att artskyddsbrott förhindras.</w:t>
-      </w:r>
-    </w:p>
-    <w:p>
-      <w:r>
-        <w:t>Vi begär vidare att Skogsstyrelsen säkerställer att inga skador eller försämringar av naturtypens bevarandestatus i området tillåts ske. Se Rådets direktiv 92/43/EEG samt ickeförsämringskravet i EU:s naturrestaureringsförordning (EU 2024/1991).</w:t>
-      </w:r>
-    </w:p>
-    <w:p>
-      <w:r>
-        <w:t>Vi önskar även ta del av de ställningstaganden och beslut som myndigheten meddelar till följd av aktuell avverkningsanmälan och föreningens inlaga (se 34 § förvaltningslagen).</w:t>
-      </w:r>
-    </w:p>
-    <w:p>
-      <w:r>
-        <w:t>Nedan beskrivs fynd av naturvårdsarter och fridlysta arter som gjorts i det avverkningsanmälda området. I BILAGA 1 finns artfakta om fridlysta arter.</w:t>
+        <w:t>I avverkningsanmälan finns fynd av 8 naturvårdsarter, varav 3 är rödlistade, 4 är fridlysta, 7 är typiska (T) och 2 är signalarter (S): dropptaggsvamp (NT, T), tallticka (NT, T), talltita (NT, §4), blåmossa (S, T), grovticka (S, T), spillkråka (T, §4), tjäder (T, §4) och tofsmes (T, §4). Se Figur 1.</w:t>
       </w:r>
     </w:p>
     <w:p>
@@ -91,17 +73,357 @@
         <w:pStyle w:val="Heading1"/>
       </w:pPr>
       <w:r>
-        <w:t>Naturvårdsarter</w:t>
+        <w:t>Tillsynsbegäran</w:t>
       </w:r>
     </w:p>
     <w:p>
       <w:r>
-        <w:t>I avverkningsanmälan har följande 8 naturvårdsarter hittats: dropptaggsvamp (NT, T), tallticka (NT, T), talltita (NT, §4), blåmossa (S, T), grovticka (S, T), spillkråka (T, §4), tjäder (T, §4) och tofsmes (T, §4). Av dessa är 3 rödlistade. För rödlistade arter har rödlistekategorin angivits inom parentes. Arter som är signalarter enligt Skogsstyrelsen har markerats med (S). Typiska arter inom Natura 2000 som är kopplade till skogsekosystem har markerats med (T). För fridlysta arter anges även paragrafen i Artskyddsförordningen som arten är fridlyst enligt.</w:t>
+        <w:t>Vi begär härmed att Skogsstyrelsen fattar beslut enligt miljöbalken som säkerställer att skogens höga naturvärden bevaras samt att EU-lagstiftning efterlevs och att artskyddsbrott förhindras.</w:t>
       </w:r>
     </w:p>
     <w:p>
       <w:r>
-        <w:t>De påträffade naturvårdsarterna är ett tydligt kvitto på att det rör sig om en skog med höga naturvärden.</w:t>
+        <w:t>Vi begär vidare att Skogsstyrelsen säkerställer att inga skador eller försämringar av naturtypens bevarandestatus i området tillåts ske. Se Rådets direktiv 92/43/EEG samt ickeförsämringskravet i EU:s naturrestaureringsförordning (EU 2024/1991).</w:t>
+      </w:r>
+    </w:p>
+    <w:p>
+      <w:r>
+        <w:t>Vi önskar även ta del av de ställningstaganden och beslut som myndigheten meddelar till följd av aktuell avverkningsanmälan och föreningens inlaga (se 34 § förvaltningslagen).</w:t>
+      </w:r>
+    </w:p>
+    <w:p>
+      <w:pPr>
+        <w:pStyle w:val="Heading1"/>
+      </w:pPr>
+      <w:r>
+        <w:t>Naturvårdsarter och fridlysta arter</w:t>
+      </w:r>
+    </w:p>
+    <w:p>
+      <w:r>
+        <w:t>Nedan följer beskrivningar av de naturvårdsarter och fridlysta arter som har sina livsmiljöer och växtplatser i den avverkningsanmälda skogen. Se även ytterligare artfakta i BILAGA 1. De påträffade naturvårdsarterna är ett tydligt kvitto på att det rör sig om en skog med höga naturvärden.</w:t>
+      </w:r>
+    </w:p>
+    <w:p>
+      <w:r>
+        <w:rPr>
+          <w:b/>
+        </w:rPr>
+        <w:t>Dropptaggsvamp (NT)</w:t>
+      </w:r>
+      <w:r>
+        <w:t xml:space="preserve"> bildar mykorrhiza med tall, främst i barrskog med trädkontinuitet, i magra, torra och ljusöppna lavtallskogar och i barrblandskogar med friskmossor och lingon i fältskiktet. Den totala populationen i landet har minskat och bedöms fortsätta minska till följd av slutavverkningar av tallskog. Det är högst oklart om arten långsiktigt kan etablera och reproducera sig i skogsbestånd som brukas med trakthyggesmetoder, markberedning, gödsling eller föryngring med förädlat plantmaterial. Uppfyller kriterierna för att bli rödlistad på grund av ny kunskap som visar att en större andel av populationen än tidigare bedömt är knuten till kontinuitetsbarrskog. Minskningstakten för den svenska populationen bedöms vara nära gränsvärdet för Sårbar (VU). Dropptaggsvamp är typisk art för </w:t>
+      </w:r>
+      <w:r>
+        <w:rPr>
+          <w:i/>
+        </w:rPr>
+        <w:t xml:space="preserve">9010 Taiga </w:t>
+      </w:r>
+      <w:r>
+        <w:t>(SLU Artdatabanken, 2026).</w:t>
+      </w:r>
+    </w:p>
+    <w:p>
+      <w:r>
+        <w:rPr>
+          <w:b/>
+        </w:rPr>
+        <w:t xml:space="preserve">Tallticka (NT) </w:t>
+      </w:r>
+      <w:r>
+        <w:t xml:space="preserve">uppträder först på tallar som är 100–150 år gamla men är vanligast på träd som är runt 150–200 år eller äldre. I skogslandskapet är den främst knuten till tallnaturskogar och restbiotoper med biologiskt gamla träd och signalerar vanligtvis skyddsvärda tallbestånd med höga naturvärden. Tallticka är typisk art för </w:t>
+      </w:r>
+      <w:r>
+        <w:rPr>
+          <w:i/>
+        </w:rPr>
+        <w:t xml:space="preserve">9010 Taiga </w:t>
+      </w:r>
+      <w:r>
+        <w:t xml:space="preserve">och </w:t>
+      </w:r>
+      <w:r>
+        <w:rPr>
+          <w:i/>
+        </w:rPr>
+        <w:t>9060 Åsbarrskog</w:t>
+      </w:r>
+      <w:r>
+        <w:t xml:space="preserve"> (SLU Artdatabanken, 2023; Nitare &amp; Skogsstyrelsen, 2019).</w:t>
+      </w:r>
+    </w:p>
+    <w:p>
+      <w:r>
+        <w:rPr>
+          <w:b/>
+        </w:rPr>
+        <w:t>Talltita (NT, §4)</w:t>
+      </w:r>
+      <w:r>
+        <w:t>, rödlistad som nära hotad och prioriterad art i Skogsvårdslagen, har häckningsrevir i anmälan. Arten har minskat kraftigt de senaste 30 åren och minskningstakten innevarande 10-årsperiod beräknas till 20 (10–30) %. Talltitan är synnerligen trogen sitt cirka 15 hektar stora revir och är beroende av flerskiktade olikåldriga skogar för att kunna föda upp sina ungar. Talltitan försvinner om dess livsmiljö kalavverkas (Eggers &amp; Low, 2014; Ekman, 1979; Griesser et al, 2007; Klein, 2020; Siffczyk et al, 2003; SLU Artdatabanken, 2021).</w:t>
+      </w:r>
+    </w:p>
+    <w:p>
+      <w:r>
+        <w:rPr>
+          <w:b/>
+        </w:rPr>
+        <w:t xml:space="preserve">Blåmossa </w:t>
+      </w:r>
+      <w:r>
+        <w:t xml:space="preserve">har karaktäristiska kuddar som är lätta att se på långt håll. Mycket stora kuddar, större än 0,5 meter i höjd, indikerar höga naturvärden där skogen har en lång period av orördhet oh stabila miljöförhållanden. Mossan växer under gynnsamma omständigheter cirka 1 centimeter per år och stora kuddar kan därför indirekt visa att lokalen varit lämplig under en lång tid. Blåmossa är typisk art för </w:t>
+      </w:r>
+      <w:r>
+        <w:rPr>
+          <w:i/>
+        </w:rPr>
+        <w:t>9010 Taiga, 9080 Lövsumpskog</w:t>
+      </w:r>
+      <w:r>
+        <w:t xml:space="preserve"> och </w:t>
+      </w:r>
+      <w:r>
+        <w:rPr>
+          <w:i/>
+        </w:rPr>
+        <w:t>9750 Svämlövskog</w:t>
+      </w:r>
+      <w:r>
+        <w:t xml:space="preserve"> (SLU Artdatabanken, 2025; Nitare &amp; Skogsstyrelsen, 2019).</w:t>
+      </w:r>
+    </w:p>
+    <w:p>
+      <w:r>
+        <w:rPr>
+          <w:b/>
+        </w:rPr>
+        <w:t>Grovticka</w:t>
+      </w:r>
+      <w:r>
+        <w:t xml:space="preserve"> är i skogslandskapet främst knuten till naturskogsartad äldre barrskog. Den är där en värdefull ”gammelskogsindikator” och påträffas mest vid tallar som är över 200 år gamla.  Grovticka är typisk art för </w:t>
+      </w:r>
+      <w:r>
+        <w:rPr>
+          <w:i/>
+        </w:rPr>
+        <w:t xml:space="preserve">9060 Åsbarrskog </w:t>
+      </w:r>
+      <w:r>
+        <w:t>(Nitare &amp; Skogsstyrelsen, 2019; SLU Artdatabanken, 2025).</w:t>
+      </w:r>
+    </w:p>
+    <w:p>
+      <w:r>
+        <w:rPr>
+          <w:b/>
+        </w:rPr>
+        <w:t>Spillkråka (§4)</w:t>
+      </w:r>
+      <w:r>
+        <w:t xml:space="preserve"> omfattas av bilaga 1 i EU:s fågeldirektiv och är typisk art för </w:t>
+      </w:r>
+      <w:r>
+        <w:rPr>
+          <w:i/>
+        </w:rPr>
+        <w:t xml:space="preserve">9010 Taiga </w:t>
+      </w:r>
+      <w:r>
+        <w:t>och</w:t>
+      </w:r>
+      <w:r>
+        <w:rPr>
+          <w:i/>
+        </w:rPr>
+        <w:t xml:space="preserve"> 9740 Skogsbevuxen myr</w:t>
+      </w:r>
+      <w:r>
+        <w:t>. Den behöver grova träd, främst tall, asp och bok som boträd. Skogsbruk med korta omloppstider och täta, homogena ungskogar utgör det största hotet. Spillkråka är en nyckelart i skogliga miljöer vars övergivna bohål utnyttjas av flera andra hålhäckande fågelarter och fladdermöss, däribland pärluggla (EN, §4), knipa (§4), salskrake (§4) och skogsduva (§4). Hökuggla (VU, §4) och slaguggla (§4) häckar ofta i högstubbar som brutits av i höjd med ett gammalt spillkråkebo (SLU Artdatabanken, 2026; Skogsstyrelsen, 2016).</w:t>
+      </w:r>
+    </w:p>
+    <w:p>
+      <w:r>
+        <w:rPr>
+          <w:b/>
+        </w:rPr>
+        <w:t>Tjäder (§4)</w:t>
+      </w:r>
+      <w:r>
+        <w:t xml:space="preserve"> omfattas av bilaga 1 och 2 EU:s fågeldirektiv och är typisk art för </w:t>
+      </w:r>
+      <w:r>
+        <w:rPr>
+          <w:i/>
+        </w:rPr>
+        <w:t xml:space="preserve">9010 Taiga </w:t>
+      </w:r>
+      <w:r>
+        <w:t xml:space="preserve">och </w:t>
+      </w:r>
+      <w:r>
+        <w:rPr>
+          <w:i/>
+        </w:rPr>
+        <w:t>9740 Skogsbevuxen myr</w:t>
+      </w:r>
+      <w:r>
+        <w:t>. Tjädern är en utpräglad skogsfågel knuten till större sammanhängande barrskogsområden. Tupparna och hönorna utnyttjar till viss del olika miljöer, och habitatvalet varierar dessutom mellan olika delar av året. För att det ska finnas livskraftiga tjäderbestånd krävs funktionella skogslandskap med en blandning av uppvuxen, gles och luckig skog, täta sumpskogar, myrar och andra små våtmarker. Arten försvinner när skogen fragmenteras och den sammanlagda arealen hyggen och andra öppna områden blir för stor. Ett småskaligt och försiktigt virkesuttag genom hyggesfria metoder kan i vissa fall vara möjligt i området inom 200 m från lekcentrum. Längre ut från lekcentrum, inom 200–500 m bör den avverkade ytan inte överskrida 1 hektar för att undvika alltför stora och snabba förändringar (Skogsstyrelsen, 2019; SLU Artdatabanken, 2024).</w:t>
+      </w:r>
+    </w:p>
+    <w:p>
+      <w:r>
+        <w:rPr>
+          <w:b/>
+        </w:rPr>
+        <w:t>Tofsmes (§4)</w:t>
+      </w:r>
+      <w:r>
+        <w:t xml:space="preserve"> häckar i barr- och blandskog, främst i tallskog. Tofsmes är typisk art för </w:t>
+      </w:r>
+      <w:r>
+        <w:rPr>
+          <w:i/>
+        </w:rPr>
+        <w:t xml:space="preserve">9010 Taiga </w:t>
+      </w:r>
+      <w:r>
+        <w:t>(SLU Artdatabanken, 2025).</w:t>
+      </w:r>
+    </w:p>
+    <w:p>
+      <w:pPr>
+        <w:pStyle w:val="Heading1"/>
+      </w:pPr>
+      <w:r>
+        <w:t>EU:s fågeldirektiv</w:t>
+      </w:r>
+    </w:p>
+    <w:p>
+      <w:r>
+        <w:t xml:space="preserve">Europeiska unionens medlemsländer är skyldiga att agera i enlighet med EU:s fågeldirektiv där det uttryckligen står att direktivet gäller för fåglar samt för deras ägg, bon och </w:t>
+      </w:r>
+      <w:r>
+        <w:rPr>
+          <w:b/>
+        </w:rPr>
+        <w:t xml:space="preserve">livsmiljöer </w:t>
+      </w:r>
+      <w:r>
+        <w:t>(artikel 1). Vidare att de åtgärder som vidtas inte får leda till en försämring av den nuvarande situationen beträffande bevarandet av de fågelarter som avses i artikel 1 (artikel 13). Fågeldirektivet är styrande för tillsynsansvariga myndigheters ärendehantering, ställningstaganden och beslutsfattande.</w:t>
+      </w:r>
+    </w:p>
+    <w:p>
+      <w:pPr>
+        <w:pStyle w:val="Heading1"/>
+      </w:pPr>
+      <w:r>
+        <w:t>Typiska arter och EU:s art- och habitatdirektiv</w:t>
+      </w:r>
+    </w:p>
+    <w:p>
+      <w:r>
+        <w:t>Typiska arter används för att lokalisera områden med gynnsam bevarandestatus för de naturtyper som är listade i EU:s art- och habitatdirektiv. Ett exempel är Västlig taiga (EU-kod 9010) som saknar gynnsam bevarandestatus och minskar starkt som naturtyp i Sverige. Naturvårdsverket skriver i sin vägledning för Västlig taiga att dylika miljöer förutsätter normalt att skogarna skyddas långsiktigt, eftersom skogsbruk inte är förenligt med bevarande av naturtypen i gynnsamt tillstånd (Naturvårdsverket, 2011).</w:t>
+      </w:r>
+    </w:p>
+    <w:p>
+      <w:r>
+        <w:t>Följande typiska arter har sina livsmiljöer och växtplatser i den avverkningsanmälda skogen: dropptaggsvamp (NT, T), tallticka (NT, T), blåmossa (S, T), grovticka (S, T), spillkråka (T, §4), tjäder (T, §4) och tofsmes (T, §4).</w:t>
+      </w:r>
+    </w:p>
+    <w:p>
+      <w:r>
+        <w:t>Enligt Sveriges Artikel 17 rapportering 2013 och 2019 till EU, har naturtypen Västlig taiga (9010) dålig bevarandestatus med negativ trend inom Sveriges boreala region. Skogsbruksåtgärder som avverkning, röjning och gallring pekas ut som några av de främst bidragande orsakerna till naturtypens dåliga status och negativa trend (SLU Artdatabanken, 2019). I EU:s uppföljning av tillståndet för naturtyperna i Skandinavien 2013 – 2018 framgår det att i den boreala regionen är tillståndet så dåligt för Västlig taiga (9010) att habitatet löper allvarlig risk att försvinna regionalt (EEA, 2022). Det allvarliga läget för den biologiska mångfalden i skogen framhålls även i Skogsstyren rapport 2026/07:</w:t>
+      </w:r>
+    </w:p>
+    <w:p>
+      <w:r>
+        <w:rPr>
+          <w:i/>
+        </w:rPr>
+        <w:t>"All avverkning av kända skogliga värdekärnor och sannolika kontinuitetsskogar behöver upphöra för att fylla bristen om 1,56 miljoner hektar bevarad livsmiljötyp. På grund av begränsade kvarvarande arealer av värdekärnor, naturskogar och kontinuitetsskogar leder fortsatt förlust av dessa till en påtaglig risk för långsiktigt negativa effekter för biologisk mångfald i skogslandskapet. Att de återstående arealerna bevaras och ges ett långsiktigt skydd bedöms därför vara av avgörande betydelse."</w:t>
+      </w:r>
+      <w:r>
+        <w:t xml:space="preserve"> (Skogsstyrelsen, 2026).</w:t>
+      </w:r>
+    </w:p>
+    <w:p>
+      <w:r>
+        <w:t>Trots detta har statusen för Västlig taiga ändrats till otillräcklig i stället för dålig i den senaste Artikel 17 rapporteringen 2025. Av Naturvårdsverkets rapport framgår det dock att de ändrade statusbedömningarna jämfört med rapporteringen 2019 inte beror på faktiska miljöförändringar. Ändringarna är av teknisk karaktär och främst en följd av resultaten från genomförda regeringsuppdrag och beslut inför rapporteringen 2025. Det är alltså politisk styrning i stället för faktiska förhållanden i naturen som ändrat på naturtypernas status i rapporteringen, vilket rimmar dåligt med såväl art- och habitatdirektivets syften och mål som med naturrestaureringsförordningen. I praktiken har dock Sveriges nya sätt att rapportera bevarandestatus till EU inte någon betydelse eftersom Naturvårdsverkets rapportering 2025 visar att Västlig taiga</w:t>
+      </w:r>
+      <w:r>
+        <w:rPr>
+          <w:b/>
+        </w:rPr>
+        <w:t xml:space="preserve"> </w:t>
+      </w:r>
+      <w:r>
+        <w:t>inte har gynnsam bevarandestatus.</w:t>
+      </w:r>
+    </w:p>
+    <w:p>
+      <w:r>
+        <w:t>Åtgärder som vidtas i enlighet med art- och habitatdirektivet ska enligt Artikel 2 syfta till att bibehålla eller återställa en gynnsam bevarandestatus hos livsmiljöer samt arter och vilda djur och växter av gemenskapsintresse. Enligt prejudikat från EU-domstolen ska en skogsbruksverksamhet utföras på ett sådant sätt som utgör ett förebyggande och hållbart skogsbruk för att betraktas som förenlig med bevarandekraven i direktivet (se EU-domstolens dom i de förenade målen C 473-19 och C 474-19).</w:t>
+      </w:r>
+    </w:p>
+    <w:p>
+      <w:r>
+        <w:t xml:space="preserve">Av artikel 1.e samma direktiv framgår att en livsmiljös bevarandestatus anses " gynnsam" när — dess naturliga utbredningsområde och de ytor den täcker inom detta område är stabila eller ökande, och — den särskilda struktur och de särskilda funktioner som är nödvändiga för att den skall kunna bibehållas på lång sikt finns, och sannolikt kommer att finnas under en överskådlig framtid, och — bevarandestatusen hos dess </w:t>
+      </w:r>
+      <w:r>
+        <w:rPr>
+          <w:b/>
+        </w:rPr>
+        <w:t>typiska arter</w:t>
+      </w:r>
+      <w:r>
+        <w:t xml:space="preserve"> är gynnsam enligt definitionen i artikel 1.i.</w:t>
+      </w:r>
+    </w:p>
+    <w:p>
+      <w:r>
+        <w:t>EU-direktiv är bindande för EU:s medlemsländer varvid det ankommer på Skogsstyrelsen som nationell tillsynsmyndighet att beakta syftet med EU:s art- och habitatdirektiv vid prövningen av en skogsbruksverksamhet, se Rådets direktiv 92/43/EEG. Se ytterligare information om EU:s livsmiljödirektiv i bilaga 2.</w:t>
+      </w:r>
+    </w:p>
+    <w:p>
+      <w:r>
+        <w:br w:type="page"/>
+      </w:r>
+    </w:p>
+    <w:p>
+      <w:pPr>
+        <w:pStyle w:val="Title"/>
+      </w:pPr>
+      <w:r>
+        <w:t>BILAGA 1 – Fridlysta arter</w:t>
+      </w:r>
+    </w:p>
+    <w:p>
+      <w:pPr>
+        <w:pStyle w:val="Heading1"/>
+      </w:pPr>
+      <w:r>
+        <w:t>Talltita – ekologi samt krav på livsmiljön</w:t>
+      </w:r>
+    </w:p>
+    <w:p>
+      <w:r>
+        <w:t>Talltita är rödlistad som NT, fridlyst och prioriterad art i Skogsvårdslagen. Den omfattas av EU:s fågeldirektiv. Arten har minskat kraftigt de senaste 30 åren och minskningstakten innevarande 10-årsperiod beräknas till 20 (10–30) % (SLU Artdatabanken, 2022).</w:t>
+      </w:r>
+    </w:p>
+    <w:p>
+      <w:r>
+        <w:t>Talltita föredrar större sammanhängande barrskogar, och finns såväl i tallskog som granskog och i lövblandad barrskog. Skogens struktur är viktig och ska helst vara flerskiktad med riklig underväxt av mindre granar, björk och andra lövträd och buskar. Tillgång på murknande högstubbar är särskilt viktig, eftersom talltitan helst själv hackar ut sitt bohål (SLU Artdatabanken, 2022).</w:t>
+      </w:r>
+    </w:p>
+    <w:p>
+      <w:r>
+        <w:t>Det finns flera studier som visar att talltita är känslig för gallring och inte överlever när dess livsmiljö kalavverkas (Eggers and Low, 2014; Griesser et al., 2007; Klein, 2020). Talltitans revir är förhållandevis stora, 10–20 hektar och arten missgynnas när skogen fragmenteras. Kalavverkning av större delar av reviret innebär att det överges (Artdatabanken, 2021).</w:t>
+      </w:r>
+    </w:p>
+    <w:p>
+      <w:r>
+        <w:t>Talltitan är synnerligen trogen sitt revir så länge paret lever och biotopen förblir intakt. Paret stannar i sitt revir året om. En förlust av ett revir har därför en stor inverkan på den lokala populationen och trakthyggesbruket anses vara orsak till den svenska populationens kraftiga minskning. Talltiteparets revirtrohet innebär att närhelst under året man observerar en adult talltita så ingår denna plats i reviret (Siffczyk et al., 2003; Ekman, 1979).</w:t>
       </w:r>
     </w:p>
     <w:p>
@@ -109,37 +431,104 @@
         <w:pStyle w:val="Heading2"/>
       </w:pPr>
       <w:r>
-        <w:t>Fridlysta arter</w:t>
+        <w:t>Referenser – talltita</w:t>
       </w:r>
     </w:p>
     <w:p>
       <w:r>
-        <w:t>Följande fridlysta arter har sina livsmiljöer och växtplatser i den avverkningsanmälda skogen: talltita (NT, §4), spillkråka (T, §4), tjäder (T, §4) och tofsmes (T, §4).</w:t>
+        <w:t xml:space="preserve">Eggers, S., Low, M., 2014. </w:t>
+      </w:r>
+      <w:r>
+        <w:rPr>
+          <w:i/>
+        </w:rPr>
+        <w:t xml:space="preserve">Differential demographic responses of sympatric Parids to vegetation management in boreal forest. </w:t>
+      </w:r>
+      <w:r>
+        <w:t>For. Ecol. Manage. 319, 169–175.</w:t>
       </w:r>
     </w:p>
     <w:p>
       <w:r>
-        <w:t xml:space="preserve">Observera att medlemsländerna är skyldiga att agera i enlighet med EU:s fågeldirektiv där det uttryckligen står att direktivet gäller för fåglar samt för deras ägg, bon och </w:t>
+        <w:t xml:space="preserve">Ekman, J., 1979. </w:t>
       </w:r>
       <w:r>
         <w:rPr>
-          <w:b/>
+          <w:i/>
         </w:rPr>
-        <w:t xml:space="preserve">livsmiljöer </w:t>
-      </w:r>
-      <w:r>
-        <w:t>(artikel 1). Vidare att de åtgärder som vidtas inte får leda till en försämring av den nuvarande situationen beträffande bevarandet av de fågelarter som avses i artikel 1 (artikel 13). Fågeldirektivet är styrande för tillsynsansvariga myndigheters ärendehantering, ställningstaganden och beslutsfattande.</w:t>
+        <w:t xml:space="preserve">Coherence, composition and territories of winter social groups of the Willow Tit Parus montanus and the Crested Tit P. cristatus. </w:t>
+      </w:r>
+      <w:r>
+        <w:t>Ornis Scandinavica, 10, pp 56–68</w:t>
       </w:r>
     </w:p>
     <w:p>
       <w:r>
+        <w:t xml:space="preserve">Griesser, M., Nystrand, M., Eggers, S., Ekman, J., 2007. </w:t>
+      </w:r>
+      <w:r>
         <w:rPr>
-          <w:b/>
+          <w:i/>
         </w:rPr>
-        <w:t>Spillkråka (§4)</w:t>
-      </w:r>
-      <w:r>
-        <w:t xml:space="preserve"> omfattas av bilaga 1 i EU:s fågeldirektiv och är typisk art för </w:t>
+        <w:t xml:space="preserve">Impact of forestry practices on fitness correlates and population productivity in an open-nesting bird species. </w:t>
+      </w:r>
+      <w:r>
+        <w:t>Conserv. Biol. 21, 767–774. https://doi.org/10.1111/j.1523- 1739.2007.00675.x</w:t>
+      </w:r>
+    </w:p>
+    <w:p>
+      <w:r>
+        <w:t xml:space="preserve">Klein, J., 2020. </w:t>
+      </w:r>
+      <w:r>
+        <w:rPr>
+          <w:i/>
+        </w:rPr>
+        <w:t xml:space="preserve">The forgotten forest – On thinning, retention, and biodiversity in the boreal forest. </w:t>
+      </w:r>
+      <w:r>
+        <w:t>Doctoral Thesis No. 2020:50</w:t>
+      </w:r>
+    </w:p>
+    <w:p>
+      <w:r>
+        <w:t xml:space="preserve">Siffczyk, C., Brotons, L., Kangas, K., Orell, M., 2003. </w:t>
+      </w:r>
+      <w:r>
+        <w:rPr>
+          <w:i/>
+        </w:rPr>
+        <w:t xml:space="preserve">Home range size of willow tits. </w:t>
+      </w:r>
+      <w:r>
+        <w:t>Oecologica, 136, 635–642 (2003)</w:t>
+      </w:r>
+    </w:p>
+    <w:p>
+      <w:r>
+        <w:t xml:space="preserve">SLU Artdatabanken, 2021. </w:t>
+      </w:r>
+      <w:r>
+        <w:rPr>
+          <w:i/>
+        </w:rPr>
+        <w:t xml:space="preserve">Artfaktablad. Naturvård – artfakta. </w:t>
+      </w:r>
+      <w:r>
+        <w:t>SLU Artdatabanken, Uppsala</w:t>
+      </w:r>
+    </w:p>
+    <w:p>
+      <w:pPr>
+        <w:pStyle w:val="Heading1"/>
+      </w:pPr>
+      <w:r>
+        <w:t>Spillkråka – ekologi samt krav på livsmiljön</w:t>
+      </w:r>
+    </w:p>
+    <w:p>
+      <w:r>
+        <w:t xml:space="preserve">Spillkråka (§4) ingår i bilaga 1 EU:s fågeldirektiv och är typisk art för </w:t>
       </w:r>
       <w:r>
         <w:rPr>
@@ -157,72 +546,12 @@
         <w:t xml:space="preserve"> 9740 Skogsbevuxen myr</w:t>
       </w:r>
       <w:r>
-        <w:t>. Den behöver grova träd, främst tall, asp och bok som boträd. Skogsbruk med korta omloppstider och täta, homogena ungskogar utgör det största hotet. Spillkråka är en nyckelart i skogliga miljöer vars övergivna bohål utnyttjas av flera andra hålhäckande fågelarter och fladdermöss, däribland pärluggla (EN, §4), knipa (§4), salskrake (§4) och skogsduva (§4). Hökuggla (VU, §4) och slaguggla (§4) häckar ofta i högstubbar som brutits av i höjd med ett gammalt spillkråkebo (SLU Artdatabanken, 2026; Skogsstyrelsen, 2016).</w:t>
+        <w:t>. Den lever i både barr- och blandskog liksom i ren lövskog. De tätaste populationerna tenderar att finnas i äldre, variationsrik blandskog med gott om död ved och gamla träd. Varje par utnyttjar 400–1000 hektar skog beroende på skogens kvalitet. Skogsbruk med korta omloppstider och täta, homogena ungskogar utgör det största hotet (SLU Artdatabanken, 2026).</w:t>
       </w:r>
     </w:p>
     <w:p>
       <w:r>
-        <w:rPr>
-          <w:b/>
-        </w:rPr>
-        <w:t>Talltita (NT, §4)</w:t>
-      </w:r>
-      <w:r>
-        <w:t>, rödlistad som nära hotad och prioriterad art i Skogsvårdslagen, har häckningsrevir i anmälan. Arten har minskat kraftigt de senaste 30 åren och minskningstakten innevarande 10-årsperiod beräknas till 20 (10–30) %. Talltitan är synnerligen trogen sitt cirka 15 hektar stora revir och är beroende av flerskiktade olikåldriga skogar för att kunna föda upp sina ungar. Talltitan försvinner om dess livsmiljö kalavverkas (Eggers &amp; Low, 2014; Ekman, 1979; Griesser et al, 2007; Klein, 2020; Siffczyk et al, 2003; SLU Artdatabanken, 2021).</w:t>
-      </w:r>
-    </w:p>
-    <w:p>
-      <w:r>
-        <w:rPr>
-          <w:b/>
-        </w:rPr>
-        <w:t>Tjäder (§4)</w:t>
-      </w:r>
-      <w:r>
-        <w:t xml:space="preserve"> omfattas av bilaga 1 och 2 EU:s fågeldirektiv och är typisk art för </w:t>
-      </w:r>
-      <w:r>
-        <w:rPr>
-          <w:i/>
-        </w:rPr>
-        <w:t xml:space="preserve">9010 Taiga </w:t>
-      </w:r>
-      <w:r>
-        <w:t xml:space="preserve">och </w:t>
-      </w:r>
-      <w:r>
-        <w:rPr>
-          <w:i/>
-        </w:rPr>
-        <w:t>9740 Skogsbevuxen myr</w:t>
-      </w:r>
-      <w:r>
-        <w:t>. Tjädern är en utpräglad skogsfågel knuten till större sammanhängande barrskogsområden. Tupparna och hönorna utnyttjar till viss del olika miljöer, och habitatvalet varierar dessutom mellan olika delar av året. För att det ska finnas livskraftiga tjäderbestånd krävs funktionella skogslandskap med en blandning av uppvuxen, gles och luckig skog, täta sumpskogar, myrar och andra små våtmarker. Arten försvinner när skogen fragmenteras och den sammanlagda arealen hyggen och andra öppna områden blir för stor. Ett småskaligt och försiktigt virkesuttag genom hyggesfria metoder kan i vissa fall vara möjligt i området inom 200 m från lekcentrum. Längre ut från lekcentrum, inom 200–500 m bör den avverkade ytan inte överskrida 1 hektar för att undvika alltför stora och snabba förändringar (Skogsstyrelsen, 2019; SLU Artdatabanken, 2024).</w:t>
-      </w:r>
-    </w:p>
-    <w:p>
-      <w:r>
-        <w:rPr>
-          <w:b/>
-        </w:rPr>
-        <w:t>Tofsmes (§4)</w:t>
-      </w:r>
-      <w:r>
-        <w:t xml:space="preserve"> häckar i barr- och blandskog, främst i tallskog. Tofsmes är typisk art för </w:t>
-      </w:r>
-      <w:r>
-        <w:rPr>
-          <w:i/>
-        </w:rPr>
-        <w:t xml:space="preserve">9010 Taiga </w:t>
-      </w:r>
-      <w:r>
-        <w:t>(SLU Artdatabanken, 2025).</w:t>
-      </w:r>
-    </w:p>
-    <w:p>
-      <w:r>
-        <w:t>I BILAGA 1 finns mer detaljerad information om ekologi samt krav på livsmiljö hos fridlysta arter.</w:t>
+        <w:t>Spillkråka är en nyckelart i skogliga miljöer vars övergivna bohål utnyttjas av flera andra hålhäckande fågelarter och fladdermöss, däribland pärluggla (EN, §4), knipa (§4), salskrake (§4) och skogsduva (§4). Hökuggla (VU, §4) och slaguggla (§4) häckar ofta i högstubbar som brutits av i höjd med ett gammalt spillkråkebo (Skogsstyrelsen, 2016).</w:t>
       </w:r>
     </w:p>
     <w:p>
@@ -230,233 +559,6 @@
         <w:pStyle w:val="Heading2"/>
       </w:pPr>
       <w:r>
-        <w:t>Övriga naturvårdsarter</w:t>
-      </w:r>
-    </w:p>
-    <w:p>
-      <w:r>
-        <w:rPr>
-          <w:b/>
-        </w:rPr>
-        <w:t xml:space="preserve">Blåmossa </w:t>
-      </w:r>
-      <w:r>
-        <w:t xml:space="preserve">har karaktäristiska kuddar som är lätta att se på långt håll. Mycket stora kuddar, större än 0,5 meter i höjd, indikerar höga naturvärden där skogen har en lång period av orördhet oh stabila miljöförhållanden. Mossan växer under gynnsamma omständigheter cirka 1 centimeter per år och stora kuddar kan därför indirekt visa att lokalen varit lämplig under en lång tid. Blåmossa är typisk art för </w:t>
-      </w:r>
-      <w:r>
-        <w:rPr>
-          <w:i/>
-        </w:rPr>
-        <w:t>9010 Taiga, 9080 Lövsumpskog</w:t>
-      </w:r>
-      <w:r>
-        <w:t xml:space="preserve"> och </w:t>
-      </w:r>
-      <w:r>
-        <w:rPr>
-          <w:i/>
-        </w:rPr>
-        <w:t>9750 Svämlövskog</w:t>
-      </w:r>
-      <w:r>
-        <w:t xml:space="preserve"> (SLU Artdatabanken, 2025; Nitare &amp; Skogsstyrelsen, 2019).</w:t>
-      </w:r>
-    </w:p>
-    <w:p>
-      <w:r>
-        <w:rPr>
-          <w:b/>
-        </w:rPr>
-        <w:t>Dropptaggsvamp (NT)</w:t>
-      </w:r>
-      <w:r>
-        <w:t xml:space="preserve"> bildar mykorrhiza med tall, främst i barrskog med trädkontinuitet, i magra, torra och ljusöppna lavtallskogar och i barrblandskogar med friskmossor och lingon i fältskiktet. Den totala populationen i landet har minskat och bedöms fortsätta minska till följd av slutavverkningar av tallskog. Det är högst oklart om arten långsiktigt kan etablera och reproducera sig i skogsbestånd som brukas med trakthyggesmetoder, markberedning, gödsling eller föryngring med förädlat plantmaterial. Uppfyller kriterierna för att bli rödlistad på grund av ny kunskap som visar att en större andel av populationen än tidigare bedömt är knuten till kontinuitetsbarrskog. Minskningstakten för den svenska populationen bedöms vara nära gränsvärdet för Sårbar (VU). Dropptaggsvamp är typisk art för </w:t>
-      </w:r>
-      <w:r>
-        <w:rPr>
-          <w:i/>
-        </w:rPr>
-        <w:t xml:space="preserve">9010 Taiga </w:t>
-      </w:r>
-      <w:r>
-        <w:t>(SLU Artdatabanken, 2026).</w:t>
-      </w:r>
-    </w:p>
-    <w:p>
-      <w:r>
-        <w:rPr>
-          <w:b/>
-        </w:rPr>
-        <w:t>Grovticka</w:t>
-      </w:r>
-      <w:r>
-        <w:t xml:space="preserve"> är i skogslandskapet främst knuten till naturskogsartad äldre barrskog. Den är där en värdefull ”gammelskogsindikator” och påträffas mest vid tallar som är över 200 år gamla.  Grovticka är typisk art för </w:t>
-      </w:r>
-      <w:r>
-        <w:rPr>
-          <w:i/>
-        </w:rPr>
-        <w:t xml:space="preserve">9060 Åsbarrskog </w:t>
-      </w:r>
-      <w:r>
-        <w:t>(Nitare &amp; Skogsstyrelsen, 2019; SLU Artdatabanken, 2025).</w:t>
-      </w:r>
-    </w:p>
-    <w:p>
-      <w:r>
-        <w:rPr>
-          <w:b/>
-        </w:rPr>
-        <w:t xml:space="preserve">Tallticka (NT) </w:t>
-      </w:r>
-      <w:r>
-        <w:t xml:space="preserve">uppträder först på tallar som är 100–150 år gamla men är vanligast på träd som är runt 150–200 år eller äldre. I skogslandskapet är den främst knuten till tallnaturskogar och restbiotoper med biologiskt gamla träd och signalerar vanligtvis skyddsvärda tallbestånd med höga naturvärden. Tallticka är typisk art för </w:t>
-      </w:r>
-      <w:r>
-        <w:rPr>
-          <w:i/>
-        </w:rPr>
-        <w:t xml:space="preserve">9010 Taiga </w:t>
-      </w:r>
-      <w:r>
-        <w:t xml:space="preserve">och </w:t>
-      </w:r>
-      <w:r>
-        <w:rPr>
-          <w:i/>
-        </w:rPr>
-        <w:t>9060 Åsbarrskog</w:t>
-      </w:r>
-      <w:r>
-        <w:t xml:space="preserve"> (SLU Artdatabanken, 2023; Nitare &amp; Skogsstyrelsen, 2019).</w:t>
-      </w:r>
-    </w:p>
-    <w:p>
-      <w:pPr>
-        <w:pStyle w:val="Heading1"/>
-      </w:pPr>
-      <w:r>
-        <w:t>Typiska arter och EU:s art- och habitatdirektiv</w:t>
-      </w:r>
-    </w:p>
-    <w:p>
-      <w:r>
-        <w:t>Typiska arter används för att lokalisera områden med gynnsam bevarandestatus för de naturtyper som är listade i EU:s art- och habitatdirektiv. Ett exempel är Västlig taiga (EU-kod 9010) som saknar gynnsam bevarandestatus och minskar starkt som naturtyp i Sverige. Naturvårdsverket skriver i sin vägledning för Västlig taiga att dylika miljöer förutsätter normalt att skogarna skyddas långsiktigt, eftersom skogsbruk inte är förenligt med bevarande av naturtypen i gynnsamt tillstånd (Naturvårdsverket, 2011).</w:t>
-      </w:r>
-    </w:p>
-    <w:p>
-      <w:r>
-        <w:t>Följande typiska arter har sina livsmiljöer och växtplatser i den avverkningsanmälda skogen: dropptaggsvamp (NT, T), tallticka (NT, T), blåmossa (S, T), grovticka (S, T), spillkråka (T, §4), tjäder (T, §4) och tofsmes (T, §4).</w:t>
-      </w:r>
-    </w:p>
-    <w:p>
-      <w:r>
-        <w:t>Enligt Sveriges Artikel 17 rapportering 2013 och 2019 till EU, har naturtypen Västlig taiga (9010) dålig bevarandestatus med negativ trend inom Sveriges boreala region. Skogsbruksåtgärder som avverkning, röjning och gallring pekas ut som några av de främst bidragande orsakerna till naturtypens dåliga status och negativa trend (SLU Artdatabanken, 2019). I EU:s uppföljning av tillståndet för naturtyperna i Skandinavien 2013 – 2018 framgår det att i den boreala regionen är tillståndet så dåligt för Västlig taiga (9010) att habitatet löper allvarlig risk att försvinna regionalt (EEA, 2022). Det allvarliga läget för den biologiska mångfalden i skogen framhålls även i Skogsstyren rapport 2026/07:</w:t>
-      </w:r>
-    </w:p>
-    <w:p>
-      <w:r>
-        <w:rPr>
-          <w:i/>
-        </w:rPr>
-        <w:t>"All avverkning av kända skogliga värdekärnor och sannolika kontinuitetsskogar behöver upphöra för att fylla bristen om 1,56 miljoner hektar bevarad livsmiljötyp. På grund av begränsade kvarvarande arealer av värdekärnor, naturskogar och kontinuitetsskogar leder fortsatt förlust av dessa till en påtaglig risk för långsiktigt negativa effekter för biologisk mångfald i skogslandskapet. Att de återstående arealerna bevaras och ges ett långsiktigt skydd bedöms därför vara av avgörande betydelse."</w:t>
-      </w:r>
-      <w:r>
-        <w:t xml:space="preserve"> (Skogsstyrelsen, 2026).</w:t>
-      </w:r>
-    </w:p>
-    <w:p>
-      <w:r>
-        <w:t>Trots detta har statusen för Västlig taiga ändrats till otillräcklig i stället för dålig i den senaste Artikel 17 rapporteringen 2025. Av Naturvårdsverkets rapport framgår det dock att de ändrade statusbedömningarna jämfört med rapporteringen 2019 inte beror på faktiska miljöförändringar. Ändringarna är av teknisk karaktär och främst en följd av resultaten från genomförda regeringsuppdrag och beslut inför rapporteringen 2025. Det är alltså politisk styrning i stället för faktiska förhållanden i naturen som ändrat på naturtypernas status i rapporteringen, vilket rimmar dåligt med såväl art- och habitatdirektivets syften och mål som med naturrestaureringsförordningen. I praktiken har dock Sveriges nya sätt att rapportera bevarandestatus till EU inte någon betydelse eftersom Naturvårdsverkets rapportering 2025 visar att Västlig taiga</w:t>
-      </w:r>
-      <w:r>
-        <w:rPr>
-          <w:b/>
-        </w:rPr>
-        <w:t xml:space="preserve"> </w:t>
-      </w:r>
-      <w:r>
-        <w:t>inte har gynnsam bevarandestatus.</w:t>
-      </w:r>
-    </w:p>
-    <w:p>
-      <w:r>
-        <w:t>Åtgärder som vidtas i enlighet med art- och habitatdirektivet ska enligt Artikel 2 syfta till att bibehålla eller återställa en gynnsam bevarandestatus hos livsmiljöer samt arter och vilda djur och växter av gemenskapsintresse. Enligt prejudikat från EU-domstolen ska en skogsbruksverksamhet utföras på ett sådant sätt som utgör ett förebyggande och hållbart skogsbruk för att betraktas som förenlig med bevarandekraven i direktivet (se EU-domstolens dom i de förenade målen C 473-19 och C 474-19).</w:t>
-      </w:r>
-    </w:p>
-    <w:p>
-      <w:r>
-        <w:t xml:space="preserve">Av artikel 1.e samma direktiv framgår att en livsmiljös bevarandestatus anses " gynnsam" när — dess naturliga utbredningsområde och de ytor den täcker inom detta område är stabila eller ökande, och — den särskilda struktur och de särskilda funktioner som är nödvändiga för att den skall kunna bibehållas på lång sikt finns, och sannolikt kommer att finnas under en överskådlig framtid, och — bevarandestatusen hos dess </w:t>
-      </w:r>
-      <w:r>
-        <w:rPr>
-          <w:b/>
-        </w:rPr>
-        <w:t>typiska arter</w:t>
-      </w:r>
-      <w:r>
-        <w:t xml:space="preserve"> är gynnsam enligt definitionen i artikel 1.i.</w:t>
-      </w:r>
-    </w:p>
-    <w:p>
-      <w:r>
-        <w:t>EU-direktiv är bindande för EU:s medlemsländer varvid det ankommer på Skogsstyrelsen som nationell tillsynsmyndighet att beakta syftet med EU:s art- och habitatdirektiv vid prövningen av en skogsbruksverksamhet, se Rådets direktiv 92/43/EEG. Se ytterligare information om EU:s livsmiljödirektiv i bilaga 2.</w:t>
-      </w:r>
-    </w:p>
-    <w:p>
-      <w:r>
-        <w:br w:type="page"/>
-      </w:r>
-    </w:p>
-    <w:p>
-      <w:pPr>
-        <w:pStyle w:val="Title"/>
-      </w:pPr>
-      <w:r>
-        <w:t>BILAGA 1 – Fridlysta arter</w:t>
-      </w:r>
-    </w:p>
-    <w:p>
-      <w:pPr>
-        <w:pStyle w:val="Heading1"/>
-      </w:pPr>
-      <w:r>
-        <w:t>Spillkråka – ekologi samt krav på livsmiljön</w:t>
-      </w:r>
-    </w:p>
-    <w:p>
-      <w:r>
-        <w:t xml:space="preserve">Spillkråka (§4) ingår i bilaga 1 EU:s fågeldirektiv och är typisk art för </w:t>
-      </w:r>
-      <w:r>
-        <w:rPr>
-          <w:i/>
-        </w:rPr>
-        <w:t xml:space="preserve">9010 Taiga </w:t>
-      </w:r>
-      <w:r>
-        <w:t>och</w:t>
-      </w:r>
-      <w:r>
-        <w:rPr>
-          <w:i/>
-        </w:rPr>
-        <w:t xml:space="preserve"> 9740 Skogsbevuxen myr</w:t>
-      </w:r>
-      <w:r>
-        <w:t>. Den lever i både barr- och blandskog liksom i ren lövskog. De tätaste populationerna tenderar att finnas i äldre, variationsrik blandskog med gott om död ved och gamla träd. Varje par utnyttjar 400–1000 hektar skog beroende på skogens kvalitet. Skogsbruk med korta omloppstider och täta, homogena ungskogar utgör det största hotet (SLU Artdatabanken, 2026).</w:t>
-      </w:r>
-    </w:p>
-    <w:p>
-      <w:r>
-        <w:t>Spillkråka är en nyckelart i skogliga miljöer vars övergivna bohål utnyttjas av flera andra hålhäckande fågelarter och fladdermöss, däribland pärluggla (EN, §4), knipa (§4), salskrake (§4) och skogsduva (§4). Hökuggla (VU, §4) och slaguggla (§4) häckar ofta i högstubbar som brutits av i höjd med ett gammalt spillkråkebo (Skogsstyrelsen, 2016).</w:t>
-      </w:r>
-    </w:p>
-    <w:p>
-      <w:pPr>
-        <w:pStyle w:val="Heading2"/>
-      </w:pPr>
-      <w:r>
         <w:t>Referenser – spillkråka</w:t>
       </w:r>
     </w:p>
@@ -486,126 +588,6 @@
       </w:r>
       <w:r>
         <w:t>SLU Artdatabanken, Uppsala.</w:t>
-      </w:r>
-    </w:p>
-    <w:p>
-      <w:pPr>
-        <w:pStyle w:val="Heading1"/>
-      </w:pPr>
-      <w:r>
-        <w:t>Talltita – ekologi samt krav på livsmiljön</w:t>
-      </w:r>
-    </w:p>
-    <w:p>
-      <w:r>
-        <w:t>Talltita är rödlistad som NT, fridlyst och prioriterad art i Skogsvårdslagen. Den omfattas av EU:s fågeldirektiv. Arten har minskat kraftigt de senaste 30 åren och minskningstakten innevarande 10-årsperiod beräknas till 20 (10–30) % (SLU Artdatabanken, 2022).</w:t>
-      </w:r>
-    </w:p>
-    <w:p>
-      <w:r>
-        <w:t>Talltita föredrar större sammanhängande barrskogar, och finns såväl i tallskog som granskog och i lövblandad barrskog. Skogens struktur är viktig och ska helst vara flerskiktad med riklig underväxt av mindre granar, björk och andra lövträd och buskar. Tillgång på murknande högstubbar är särskilt viktig, eftersom talltitan helst själv hackar ut sitt bohål (SLU Artdatabanken, 2022).</w:t>
-      </w:r>
-    </w:p>
-    <w:p>
-      <w:r>
-        <w:t>Det finns flera studier som visar att talltita är känslig för gallring och inte överlever när dess livsmiljö kalavverkas (Eggers and Low, 2014; Griesser et al., 2007; Klein, 2020). Talltitans revir är förhållandevis stora, 10–20 hektar och arten missgynnas när skogen fragmenteras. Kalavverkning av större delar av reviret innebär att det överges (Artdatabanken, 2021).</w:t>
-      </w:r>
-    </w:p>
-    <w:p>
-      <w:r>
-        <w:t>Talltitan är synnerligen trogen sitt revir så länge paret lever och biotopen förblir intakt. Paret stannar i sitt revir året om. En förlust av ett revir har därför en stor inverkan på den lokala populationen och trakthyggesbruket anses vara orsak till den svenska populationens kraftiga minskning. Talltiteparets revirtrohet innebär att närhelst under året man observerar en adult talltita så ingår denna plats i reviret (Siffczyk et al., 2003; Ekman, 1979).</w:t>
-      </w:r>
-    </w:p>
-    <w:p>
-      <w:pPr>
-        <w:pStyle w:val="Heading2"/>
-      </w:pPr>
-      <w:r>
-        <w:t>Referenser – talltita</w:t>
-      </w:r>
-    </w:p>
-    <w:p>
-      <w:r>
-        <w:t xml:space="preserve">Eggers, S., Low, M., 2014. </w:t>
-      </w:r>
-      <w:r>
-        <w:rPr>
-          <w:i/>
-        </w:rPr>
-        <w:t xml:space="preserve">Differential demographic responses of sympatric Parids to vegetation management in boreal forest. </w:t>
-      </w:r>
-      <w:r>
-        <w:t>For. Ecol. Manage. 319, 169–175.</w:t>
-      </w:r>
-    </w:p>
-    <w:p>
-      <w:r>
-        <w:t xml:space="preserve">Ekman, J., 1979. </w:t>
-      </w:r>
-      <w:r>
-        <w:rPr>
-          <w:i/>
-        </w:rPr>
-        <w:t xml:space="preserve">Coherence, composition and territories of winter social groups of the Willow Tit Parus montanus and the Crested Tit P. cristatus. </w:t>
-      </w:r>
-      <w:r>
-        <w:t>Ornis Scandinavica, 10, pp 56–68</w:t>
-      </w:r>
-    </w:p>
-    <w:p>
-      <w:r>
-        <w:t xml:space="preserve">Griesser, M., Nystrand, M., Eggers, S., Ekman, J., 2007. </w:t>
-      </w:r>
-      <w:r>
-        <w:rPr>
-          <w:i/>
-        </w:rPr>
-        <w:t xml:space="preserve">Impact of forestry practices on fitness correlates and population productivity in an open-nesting bird species. </w:t>
-      </w:r>
-      <w:r>
-        <w:t>Conserv. Biol. 21, 767–774. https://doi.org/10.1111/j.1523- 1739.2007.00675.x</w:t>
-      </w:r>
-    </w:p>
-    <w:p>
-      <w:r>
-        <w:t xml:space="preserve">Klein, J., 2020. </w:t>
-      </w:r>
-      <w:r>
-        <w:rPr>
-          <w:i/>
-        </w:rPr>
-        <w:t xml:space="preserve">The forgotten forest – On thinning, retention, and biodiversity in the boreal forest. </w:t>
-      </w:r>
-      <w:r>
-        <w:t>Doctoral Thesis No. 2020:50</w:t>
-      </w:r>
-    </w:p>
-    <w:p>
-      <w:r>
-        <w:t xml:space="preserve">Siffczyk, C., Brotons, L., Kangas, K., Orell, M., 2003. </w:t>
-      </w:r>
-      <w:r>
-        <w:rPr>
-          <w:i/>
-        </w:rPr>
-        <w:t xml:space="preserve">Home range size of willow tits. </w:t>
-      </w:r>
-      <w:r>
-        <w:t>Oecologica, 136, 635–642 (2003)</w:t>
-      </w:r>
-    </w:p>
-    <w:p>
-      <w:r>
-        <w:t xml:space="preserve">SLU Artdatabanken, 2021. </w:t>
-      </w:r>
-      <w:r>
-        <w:rPr>
-          <w:i/>
-        </w:rPr>
-        <w:t xml:space="preserve">Artfaktablad. Naturvård – artfakta. </w:t>
-      </w:r>
-      <w:r>
-        <w:t>SLU Artdatabanken, Uppsala</w:t>
       </w:r>
     </w:p>
     <w:p>
@@ -1053,7 +1035,7 @@
     <w:r>
       <w:tab/>
       <w:tab/>
-      <w:t>2026-06-20</w:t>
+      <w:t>2026-06-21</w:t>
       <w:br/>
       <w:br/>
     </w:r>

--- a/tillsyn/A 21612-2026 tillsynsbegäran.docx
+++ b/tillsyn/A 21612-2026 tillsynsbegäran.docx
@@ -1035,7 +1035,7 @@
     <w:r>
       <w:tab/>
       <w:tab/>
-      <w:t>2026-06-21</w:t>
+      <w:t>2026-06-22</w:t>
       <w:br/>
       <w:br/>
     </w:r>

--- a/tillsyn/A 21612-2026 tillsynsbegäran.docx
+++ b/tillsyn/A 21612-2026 tillsynsbegäran.docx
@@ -1035,7 +1035,7 @@
     <w:r>
       <w:tab/>
       <w:tab/>
-      <w:t>2026-06-22</w:t>
+      <w:t>2026-06-23</w:t>
       <w:br/>
       <w:br/>
     </w:r>

--- a/tillsyn/A 21612-2026 tillsynsbegäran.docx
+++ b/tillsyn/A 21612-2026 tillsynsbegäran.docx
@@ -1035,7 +1035,7 @@
     <w:r>
       <w:tab/>
       <w:tab/>
-      <w:t>2026-06-23</w:t>
+      <w:t>2026-06-24</w:t>
       <w:br/>
       <w:br/>
     </w:r>

--- a/tillsyn/A 21612-2026 tillsynsbegäran.docx
+++ b/tillsyn/A 21612-2026 tillsynsbegäran.docx
@@ -1035,7 +1035,7 @@
     <w:r>
       <w:tab/>
       <w:tab/>
-      <w:t>2026-06-24</w:t>
+      <w:t>2026-06-25</w:t>
       <w:br/>
       <w:br/>
     </w:r>

--- a/tillsyn/A 21612-2026 tillsynsbegäran.docx
+++ b/tillsyn/A 21612-2026 tillsynsbegäran.docx
@@ -1035,7 +1035,7 @@
     <w:r>
       <w:tab/>
       <w:tab/>
-      <w:t>2026-06-25</w:t>
+      <w:t>2026-06-26</w:t>
       <w:br/>
       <w:br/>
     </w:r>

--- a/tillsyn/A 21612-2026 tillsynsbegäran.docx
+++ b/tillsyn/A 21612-2026 tillsynsbegäran.docx
@@ -1035,7 +1035,7 @@
     <w:r>
       <w:tab/>
       <w:tab/>
-      <w:t>2026-06-26</w:t>
+      <w:t>2026-06-27</w:t>
       <w:br/>
       <w:br/>
     </w:r>

--- a/tillsyn/A 21612-2026 tillsynsbegäran.docx
+++ b/tillsyn/A 21612-2026 tillsynsbegäran.docx
@@ -1035,7 +1035,7 @@
     <w:r>
       <w:tab/>
       <w:tab/>
-      <w:t>2026-06-27</w:t>
+      <w:t>2026-06-28</w:t>
       <w:br/>
       <w:br/>
     </w:r>

--- a/tillsyn/A 21612-2026 tillsynsbegäran.docx
+++ b/tillsyn/A 21612-2026 tillsynsbegäran.docx
@@ -1035,7 +1035,7 @@
     <w:r>
       <w:tab/>
       <w:tab/>
-      <w:t>2026-06-28</w:t>
+      <w:t>2026-06-29</w:t>
       <w:br/>
       <w:br/>
     </w:r>

--- a/tillsyn/A 21612-2026 tillsynsbegäran.docx
+++ b/tillsyn/A 21612-2026 tillsynsbegäran.docx
@@ -1035,7 +1035,7 @@
     <w:r>
       <w:tab/>
       <w:tab/>
-      <w:t>2026-06-29</w:t>
+      <w:t>2026-06-30</w:t>
       <w:br/>
       <w:br/>
     </w:r>

--- a/tillsyn/A 21612-2026 tillsynsbegäran.docx
+++ b/tillsyn/A 21612-2026 tillsynsbegäran.docx
@@ -1035,7 +1035,7 @@
     <w:r>
       <w:tab/>
       <w:tab/>
-      <w:t>2026-06-30</w:t>
+      <w:t>2026-07-01</w:t>
       <w:br/>
       <w:br/>
     </w:r>

--- a/tillsyn/A 21612-2026 tillsynsbegäran.docx
+++ b/tillsyn/A 21612-2026 tillsynsbegäran.docx
@@ -1035,7 +1035,7 @@
     <w:r>
       <w:tab/>
       <w:tab/>
-      <w:t>2026-07-01</w:t>
+      <w:t>2026-07-02</w:t>
       <w:br/>
       <w:br/>
     </w:r>

--- a/tillsyn/A 21612-2026 tillsynsbegäran.docx
+++ b/tillsyn/A 21612-2026 tillsynsbegäran.docx
@@ -1035,7 +1035,7 @@
     <w:r>
       <w:tab/>
       <w:tab/>
-      <w:t>2026-07-13</w:t>
+      <w:t>2026-07-14</w:t>
       <w:br/>
       <w:br/>
     </w:r>

--- a/tillsyn/A 21612-2026 tillsynsbegäran.docx
+++ b/tillsyn/A 21612-2026 tillsynsbegäran.docx
@@ -1035,7 +1035,7 @@
     <w:r>
       <w:tab/>
       <w:tab/>
-      <w:t>2026-07-14</w:t>
+      <w:t>2026-07-15</w:t>
       <w:br/>
       <w:br/>
     </w:r>

--- a/tillsyn/A 21612-2026 tillsynsbegäran.docx
+++ b/tillsyn/A 21612-2026 tillsynsbegäran.docx
@@ -1035,7 +1035,7 @@
     <w:r>
       <w:tab/>
       <w:tab/>
-      <w:t>2026-07-15</w:t>
+      <w:t>2026-07-16</w:t>
       <w:br/>
       <w:br/>
     </w:r>

--- a/tillsyn/A 21612-2026 tillsynsbegäran.docx
+++ b/tillsyn/A 21612-2026 tillsynsbegäran.docx
@@ -1035,7 +1035,7 @@
     <w:r>
       <w:tab/>
       <w:tab/>
-      <w:t>2026-07-16</w:t>
+      <w:t>2026-07-17</w:t>
       <w:br/>
       <w:br/>
     </w:r>

--- a/tillsyn/A 21612-2026 tillsynsbegäran.docx
+++ b/tillsyn/A 21612-2026 tillsynsbegäran.docx
@@ -1035,7 +1035,7 @@
     <w:r>
       <w:tab/>
       <w:tab/>
-      <w:t>2026-07-17</w:t>
+      <w:t>2026-07-18</w:t>
       <w:br/>
       <w:br/>
     </w:r>

--- a/tillsyn/A 21612-2026 tillsynsbegäran.docx
+++ b/tillsyn/A 21612-2026 tillsynsbegäran.docx
@@ -1035,7 +1035,7 @@
     <w:r>
       <w:tab/>
       <w:tab/>
-      <w:t>2026-07-18</w:t>
+      <w:t>2026-07-19</w:t>
       <w:br/>
       <w:br/>
     </w:r>

--- a/tillsyn/A 21612-2026 tillsynsbegäran.docx
+++ b/tillsyn/A 21612-2026 tillsynsbegäran.docx
@@ -1035,7 +1035,7 @@
     <w:r>
       <w:tab/>
       <w:tab/>
-      <w:t>2026-07-19</w:t>
+      <w:t>2026-07-20</w:t>
       <w:br/>
       <w:br/>
     </w:r>

--- a/tillsyn/A 21612-2026 tillsynsbegäran.docx
+++ b/tillsyn/A 21612-2026 tillsynsbegäran.docx
@@ -1035,7 +1035,7 @@
     <w:r>
       <w:tab/>
       <w:tab/>
-      <w:t>2026-07-20</w:t>
+      <w:t>2026-07-21</w:t>
       <w:br/>
       <w:br/>
     </w:r>

--- a/tillsyn/A 21612-2026 tillsynsbegäran.docx
+++ b/tillsyn/A 21612-2026 tillsynsbegäran.docx
@@ -1035,7 +1035,7 @@
     <w:r>
       <w:tab/>
       <w:tab/>
-      <w:t>2026-07-21</w:t>
+      <w:t>2026-07-22</w:t>
       <w:br/>
       <w:br/>
     </w:r>

--- a/tillsyn/A 21612-2026 tillsynsbegäran.docx
+++ b/tillsyn/A 21612-2026 tillsynsbegäran.docx
@@ -1035,7 +1035,7 @@
     <w:r>
       <w:tab/>
       <w:tab/>
-      <w:t>2026-07-22</w:t>
+      <w:t>2026-07-23</w:t>
       <w:br/>
       <w:br/>
     </w:r>

--- a/tillsyn/A 21612-2026 tillsynsbegäran.docx
+++ b/tillsyn/A 21612-2026 tillsynsbegäran.docx
@@ -1035,7 +1035,7 @@
     <w:r>
       <w:tab/>
       <w:tab/>
-      <w:t>2026-07-23</w:t>
+      <w:t>2026-07-24</w:t>
       <w:br/>
       <w:br/>
     </w:r>

--- a/tillsyn/A 21612-2026 tillsynsbegäran.docx
+++ b/tillsyn/A 21612-2026 tillsynsbegäran.docx
@@ -1035,7 +1035,7 @@
     <w:r>
       <w:tab/>
       <w:tab/>
-      <w:t>2026-07-24</w:t>
+      <w:t>2026-07-25</w:t>
       <w:br/>
       <w:br/>
     </w:r>

--- a/tillsyn/A 21612-2026 tillsynsbegäran.docx
+++ b/tillsyn/A 21612-2026 tillsynsbegäran.docx
@@ -1035,7 +1035,7 @@
     <w:r>
       <w:tab/>
       <w:tab/>
-      <w:t>2026-07-25</w:t>
+      <w:t>2026-07-26</w:t>
       <w:br/>
       <w:br/>
     </w:r>

--- a/tillsyn/A 21612-2026 tillsynsbegäran.docx
+++ b/tillsyn/A 21612-2026 tillsynsbegäran.docx
@@ -1035,7 +1035,7 @@
     <w:r>
       <w:tab/>
       <w:tab/>
-      <w:t>2026-07-26</w:t>
+      <w:t>2026-07-27</w:t>
       <w:br/>
       <w:br/>
     </w:r>

--- a/tillsyn/A 21612-2026 tillsynsbegäran.docx
+++ b/tillsyn/A 21612-2026 tillsynsbegäran.docx
@@ -1035,7 +1035,7 @@
     <w:r>
       <w:tab/>
       <w:tab/>
-      <w:t>2026-07-27</w:t>
+      <w:t>2026-07-28</w:t>
       <w:br/>
       <w:br/>
     </w:r>

--- a/tillsyn/A 21612-2026 tillsynsbegäran.docx
+++ b/tillsyn/A 21612-2026 tillsynsbegäran.docx
@@ -1035,7 +1035,7 @@
     <w:r>
       <w:tab/>
       <w:tab/>
-      <w:t>2026-07-28</w:t>
+      <w:t>2026-07-29</w:t>
       <w:br/>
       <w:br/>
     </w:r>

--- a/tillsyn/A 21612-2026 tillsynsbegäran.docx
+++ b/tillsyn/A 21612-2026 tillsynsbegäran.docx
@@ -1035,7 +1035,7 @@
     <w:r>
       <w:tab/>
       <w:tab/>
-      <w:t>2026-07-29</w:t>
+      <w:t>2026-07-30</w:t>
       <w:br/>
       <w:br/>
     </w:r>

--- a/tillsyn/A 21612-2026 tillsynsbegäran.docx
+++ b/tillsyn/A 21612-2026 tillsynsbegäran.docx
@@ -1035,7 +1035,7 @@
     <w:r>
       <w:tab/>
       <w:tab/>
-      <w:t>2026-07-30</w:t>
+      <w:t>2026-07-31</w:t>
       <w:br/>
       <w:br/>
     </w:r>

--- a/tillsyn/A 21612-2026 tillsynsbegäran.docx
+++ b/tillsyn/A 21612-2026 tillsynsbegäran.docx
@@ -1035,7 +1035,7 @@
     <w:r>
       <w:tab/>
       <w:tab/>
-      <w:t>2026-07-31</w:t>
+      <w:t>2026-08-01</w:t>
       <w:br/>
       <w:br/>
     </w:r>

--- a/tillsyn/A 21612-2026 tillsynsbegäran.docx
+++ b/tillsyn/A 21612-2026 tillsynsbegäran.docx
@@ -1035,7 +1035,7 @@
     <w:r>
       <w:tab/>
       <w:tab/>
-      <w:t>2026-08-01</w:t>
+      <w:t>2026-08-02</w:t>
       <w:br/>
       <w:br/>
     </w:r>

--- a/tillsyn/A 21612-2026 tillsynsbegäran.docx
+++ b/tillsyn/A 21612-2026 tillsynsbegäran.docx
@@ -1035,7 +1035,7 @@
     <w:r>
       <w:tab/>
       <w:tab/>
-      <w:t>2026-08-02</w:t>
+      <w:t>2026-08-03</w:t>
       <w:br/>
       <w:br/>
     </w:r>

--- a/tillsyn/A 21612-2026 tillsynsbegäran.docx
+++ b/tillsyn/A 21612-2026 tillsynsbegäran.docx
@@ -1035,7 +1035,7 @@
     <w:r>
       <w:tab/>
       <w:tab/>
-      <w:t>2026-08-03</w:t>
+      <w:t>2026-08-05</w:t>
       <w:br/>
       <w:br/>
     </w:r>

--- a/tillsyn/A 21612-2026 tillsynsbegäran.docx
+++ b/tillsyn/A 21612-2026 tillsynsbegäran.docx
@@ -1035,7 +1035,7 @@
     <w:r>
       <w:tab/>
       <w:tab/>
-      <w:t>2026-08-05</w:t>
+      <w:t>2026-08-07</w:t>
       <w:br/>
       <w:br/>
     </w:r>

--- a/tillsyn/A 21612-2026 tillsynsbegäran.docx
+++ b/tillsyn/A 21612-2026 tillsynsbegäran.docx
@@ -1035,7 +1035,7 @@
     <w:r>
       <w:tab/>
       <w:tab/>
-      <w:t>2026-08-07</w:t>
+      <w:t>2026-08-08</w:t>
       <w:br/>
       <w:br/>
     </w:r>

--- a/tillsyn/A 21612-2026 tillsynsbegäran.docx
+++ b/tillsyn/A 21612-2026 tillsynsbegäran.docx
@@ -60,7 +60,7 @@
         <w:spacing w:after="240"/>
       </w:pPr>
       <w:r>
-        <w:t>Figur 1. Fyndplatser för naturvårdsarter i avverkningsanmälan. Markörer utan svart kant är placerade på fyndplatsen. Markörer med svart kant är placerade vid sidan av fyndplatsen har ett svart streck som visar fyndplatsens exakta position. Kartans mittpunktskoordinat är N 6373773, E 587269 i SWEREF 99 TM.</w:t>
+        <w:t>Figur 1. Fyndplatser för naturvårdsarter i avverkningsanmälan. Markörer utan svart kant är placerade på fyndplatsen. Markörer med svart kant är placerade vid sidan av fyndplatsen och har ett svart streck som visar fyndplatsens exakta position. Kartans mittpunktskoordinat är N 6373773, E 587269 i SWEREF 99 TM.</w:t>
       </w:r>
     </w:p>
     <w:p>
@@ -1035,7 +1035,7 @@
     <w:r>
       <w:tab/>
       <w:tab/>
-      <w:t>2026-08-14</w:t>
+      <w:t>2026-08-15</w:t>
       <w:br/>
       <w:br/>
     </w:r>

--- a/tillsyn/A 21612-2026 tillsynsbegäran.docx
+++ b/tillsyn/A 21612-2026 tillsynsbegäran.docx
@@ -1035,7 +1035,7 @@
     <w:r>
       <w:tab/>
       <w:tab/>
-      <w:t>2026-08-15</w:t>
+      <w:t>2026-08-16</w:t>
       <w:br/>
       <w:br/>
     </w:r>

--- a/tillsyn/A 21612-2026 tillsynsbegäran.docx
+++ b/tillsyn/A 21612-2026 tillsynsbegäran.docx
@@ -1035,7 +1035,7 @@
     <w:r>
       <w:tab/>
       <w:tab/>
-      <w:t>2026-08-16</w:t>
+      <w:t>2026-08-17</w:t>
       <w:br/>
       <w:br/>
     </w:r>

--- a/tillsyn/A 21612-2026 tillsynsbegäran.docx
+++ b/tillsyn/A 21612-2026 tillsynsbegäran.docx
@@ -1035,7 +1035,7 @@
     <w:r>
       <w:tab/>
       <w:tab/>
-      <w:t>2026-08-17</w:t>
+      <w:t>2026-08-18</w:t>
       <w:br/>
       <w:br/>
     </w:r>

--- a/tillsyn/A 21612-2026 tillsynsbegäran.docx
+++ b/tillsyn/A 21612-2026 tillsynsbegäran.docx
@@ -1035,7 +1035,7 @@
     <w:r>
       <w:tab/>
       <w:tab/>
-      <w:t>2026-08-18</w:t>
+      <w:t>2026-08-19</w:t>
       <w:br/>
       <w:br/>
     </w:r>

--- a/tillsyn/A 21612-2026 tillsynsbegäran.docx
+++ b/tillsyn/A 21612-2026 tillsynsbegäran.docx
@@ -1035,7 +1035,7 @@
     <w:r>
       <w:tab/>
       <w:tab/>
-      <w:t>2026-08-19</w:t>
+      <w:t>2026-08-20</w:t>
       <w:br/>
       <w:br/>
     </w:r>

--- a/tillsyn/A 21612-2026 tillsynsbegäran.docx
+++ b/tillsyn/A 21612-2026 tillsynsbegäran.docx
@@ -1035,7 +1035,7 @@
     <w:r>
       <w:tab/>
       <w:tab/>
-      <w:t>2026-08-20</w:t>
+      <w:t>2026-08-21</w:t>
       <w:br/>
       <w:br/>
     </w:r>

--- a/tillsyn/A 21612-2026 tillsynsbegäran.docx
+++ b/tillsyn/A 21612-2026 tillsynsbegäran.docx
@@ -1035,7 +1035,7 @@
     <w:r>
       <w:tab/>
       <w:tab/>
-      <w:t>2026-08-21</w:t>
+      <w:t>2026-08-22</w:t>
       <w:br/>
       <w:br/>
     </w:r>

--- a/tillsyn/A 21612-2026 tillsynsbegäran.docx
+++ b/tillsyn/A 21612-2026 tillsynsbegäran.docx
@@ -1035,7 +1035,7 @@
     <w:r>
       <w:tab/>
       <w:tab/>
-      <w:t>2026-08-22</w:t>
+      <w:t>2026-08-23</w:t>
       <w:br/>
       <w:br/>
     </w:r>

--- a/tillsyn/A 21612-2026 tillsynsbegäran.docx
+++ b/tillsyn/A 21612-2026 tillsynsbegäran.docx
@@ -1035,7 +1035,7 @@
     <w:r>
       <w:tab/>
       <w:tab/>
-      <w:t>2026-08-23</w:t>
+      <w:t>2026-08-24</w:t>
       <w:br/>
       <w:br/>
     </w:r>

--- a/tillsyn/A 21612-2026 tillsynsbegäran.docx
+++ b/tillsyn/A 21612-2026 tillsynsbegäran.docx
@@ -1035,7 +1035,7 @@
     <w:r>
       <w:tab/>
       <w:tab/>
-      <w:t>2026-08-24</w:t>
+      <w:t>2026-08-25</w:t>
       <w:br/>
       <w:br/>
     </w:r>

--- a/tillsyn/A 21612-2026 tillsynsbegäran.docx
+++ b/tillsyn/A 21612-2026 tillsynsbegäran.docx
@@ -1035,7 +1035,7 @@
     <w:r>
       <w:tab/>
       <w:tab/>
-      <w:t>2026-08-25</w:t>
+      <w:t>2026-08-26</w:t>
       <w:br/>
       <w:br/>
     </w:r>

--- a/tillsyn/A 21612-2026 tillsynsbegäran.docx
+++ b/tillsyn/A 21612-2026 tillsynsbegäran.docx
@@ -1035,7 +1035,7 @@
     <w:r>
       <w:tab/>
       <w:tab/>
-      <w:t>2026-08-26</w:t>
+      <w:t>2026-08-27</w:t>
       <w:br/>
       <w:br/>
     </w:r>

--- a/tillsyn/A 21612-2026 tillsynsbegäran.docx
+++ b/tillsyn/A 21612-2026 tillsynsbegäran.docx
@@ -1035,7 +1035,7 @@
     <w:r>
       <w:tab/>
       <w:tab/>
-      <w:t>2026-08-27</w:t>
+      <w:t>2026-08-28</w:t>
       <w:br/>
       <w:br/>
     </w:r>

--- a/tillsyn/A 21612-2026 tillsynsbegäran.docx
+++ b/tillsyn/A 21612-2026 tillsynsbegäran.docx
@@ -1035,7 +1035,7 @@
     <w:r>
       <w:tab/>
       <w:tab/>
-      <w:t>2026-08-28</w:t>
+      <w:t>2026-08-29</w:t>
       <w:br/>
       <w:br/>
     </w:r>

--- a/tillsyn/A 21612-2026 tillsynsbegäran.docx
+++ b/tillsyn/A 21612-2026 tillsynsbegäran.docx
@@ -1035,7 +1035,7 @@
     <w:r>
       <w:tab/>
       <w:tab/>
-      <w:t>2026-08-29</w:t>
+      <w:t>2026-08-31</w:t>
       <w:br/>
       <w:br/>
     </w:r>

--- a/tillsyn/A 21612-2026 tillsynsbegäran.docx
+++ b/tillsyn/A 21612-2026 tillsynsbegäran.docx
@@ -1035,7 +1035,7 @@
     <w:r>
       <w:tab/>
       <w:tab/>
-      <w:t>2026-08-31</w:t>
+      <w:t>2026-09-01</w:t>
       <w:br/>
       <w:br/>
     </w:r>

--- a/tillsyn/A 21612-2026 tillsynsbegäran.docx
+++ b/tillsyn/A 21612-2026 tillsynsbegäran.docx
@@ -22,7 +22,7 @@
       <w:r>
         <w:drawing>
           <wp:inline xmlns:a="http://schemas.openxmlformats.org/drawingml/2006/main" xmlns:pic="http://schemas.openxmlformats.org/drawingml/2006/picture">
-            <wp:extent cx="5486400" cy="4372152"/>
+            <wp:extent cx="5486400" cy="4370266"/>
             <wp:docPr id="1" name="Picture 1"/>
             <wp:cNvGraphicFramePr>
               <a:graphicFrameLocks noChangeAspect="1"/>
@@ -43,7 +43,7 @@
                   <pic:spPr>
                     <a:xfrm>
                       <a:off x="0" y="0"/>
-                      <a:ext cx="5486400" cy="4372152"/>
+                      <a:ext cx="5486400" cy="4370266"/>
                     </a:xfrm>
                     <a:prstGeom prst="rect"/>
                   </pic:spPr>
@@ -65,7 +65,7 @@
     </w:p>
     <w:p>
       <w:r>
-        <w:t>I avverkningsanmälan finns fynd av 8 naturvårdsarter, varav 3 är rödlistade, 4 är fridlysta, 7 är typiska (T) och 2 är signalarter (S): dropptaggsvamp (NT, T), tallticka (NT, T), talltita (NT, §4), blåmossa (S, T), grovticka (S, T), spillkråka (T, §4), tjäder (T, §4) och tofsmes (T, §4). Se Figur 1.</w:t>
+        <w:t>I avverkningsanmälan finns fynd av 12 naturvårdsarter, varav 5 är rödlistade, 6 är fridlysta, 9 är typiska (T) och 2 är signalarter (S): dropptaggsvamp (NT, T), dvärgbägarlav (NT, T), tallticka (NT, T), talltita (NT, §4), vedskivlav (NT, T), blåmossa (S, T), grovticka (S, T), spillkråka (T, §4), tjäder (T, §4), tofsmes (T, §4), havsörn (§4) och skogsödla (§6). Se Figur 1.</w:t>
       </w:r>
     </w:p>
     <w:p>
@@ -129,6 +129,26 @@
         <w:rPr>
           <w:b/>
         </w:rPr>
+        <w:t>Dvärgbägarlav (NT)</w:t>
+      </w:r>
+      <w:r>
+        <w:t xml:space="preserve"> förekommer över hela Sverige på gammal hård ved, huvudsakligen på tall men i södra Sverige även på ek. Veden utgörs framförallt av grova stubbar, lågor och grenar. Substratet har blivit sällsyntare och nybildning av substrat sker bara i begränsad omfattning. Arten hotas av att grova lågor blir allt sällsyntare i dagens kulturskogar samt att nybildningen av lämpliga substrat går mycket långsamt. En riklig tillgång på gamla tall- eller eklågor måste säkerställas på artens lokaler. Dvärgbägarlav är typisk art för </w:t>
+      </w:r>
+      <w:r>
+        <w:rPr>
+          <w:i/>
+        </w:rPr>
+        <w:t>9010 Taiga</w:t>
+      </w:r>
+      <w:r>
+        <w:t xml:space="preserve"> (SLU Artdatabanken, 2024; Nitare &amp; Skogsstyrelsen, 2019).</w:t>
+      </w:r>
+    </w:p>
+    <w:p>
+      <w:r>
+        <w:rPr>
+          <w:b/>
+        </w:rPr>
         <w:t xml:space="preserve">Tallticka (NT) </w:t>
       </w:r>
       <w:r>
@@ -169,6 +189,26 @@
         <w:rPr>
           <w:b/>
         </w:rPr>
+        <w:t>Vedskivlav (NT)</w:t>
+      </w:r>
+      <w:r>
+        <w:t xml:space="preserve"> växer på gammal, torr, exponerad, hård kärnved av framförallt tall i naturskogsartade bestånd. Avverkning av tallskog av naturskogskaraktär med spår av återkommande bränder är ett hot. Mängden lämplig ved att växa på för vedskivlav minskar, dels på grund av naturlig nedbrytning men framförallt på grund av att de förstörs i samband med slutavverkningar, gallringar och markberedning. Tall- och blandbarrskogar av naturskogskaraktär med spår av återkommande bränder bör skyddas. Vedskivlav är typisk art för </w:t>
+      </w:r>
+      <w:r>
+        <w:rPr>
+          <w:i/>
+        </w:rPr>
+        <w:t>9010 Taiga</w:t>
+      </w:r>
+      <w:r>
+        <w:t xml:space="preserve"> (SLU Artdatabanken, 2024).</w:t>
+      </w:r>
+    </w:p>
+    <w:p>
+      <w:r>
+        <w:rPr>
+          <w:b/>
+        </w:rPr>
         <w:t xml:space="preserve">Blåmossa </w:t>
       </w:r>
       <w:r>
@@ -289,6 +329,17 @@
       </w:r>
       <w:r>
         <w:t>(SLU Artdatabanken, 2025).</w:t>
+      </w:r>
+    </w:p>
+    <w:p>
+      <w:r>
+        <w:rPr>
+          <w:b/>
+        </w:rPr>
+        <w:t>Havsörn (§4)</w:t>
+      </w:r>
+      <w:r>
+        <w:t xml:space="preserve"> omfattas av bilaga 1 EU:s fågeldirektiv. Skyddandet av befintliga bon måste upprätthållas och i samband med skogsavverkning bör en skyddszon på minst 100 meters radie runt boplatsen lämnas intakt. Under häckningsperioden (1 januari till 15 augusti) är havsörnen störningskänslig och inga skogsbruksåtgärder eller annan störande verksamhet får förekomma närmare än 500 m från boet under den tiden. För att åstadkomma en succession av lämpliga boträd för kommande generationer av havsörnar behöver ett betydligt större antal s.k. evighetsträd sparas vid avverkningar redan idag (SLU Artdatabanken, 2026; Skogsstyrelsen, 2016).</w:t>
       </w:r>
     </w:p>
     <w:p>
@@ -328,7 +379,7 @@
     </w:p>
     <w:p>
       <w:r>
-        <w:t>Följande typiska arter har sina livsmiljöer och växtplatser i den avverkningsanmälda skogen: dropptaggsvamp (NT, T), tallticka (NT, T), blåmossa (S, T), grovticka (S, T), spillkråka (T, §4), tjäder (T, §4) och tofsmes (T, §4).</w:t>
+        <w:t>Följande typiska arter har sina livsmiljöer och växtplatser i den avverkningsanmälda skogen: dropptaggsvamp (NT, T), dvärgbägarlav (NT, T), tallticka (NT, T), vedskivlav (NT, T), blåmossa (S, T), grovticka (S, T), spillkråka (T, §4), tjäder (T, §4) och tofsmes (T, §4).</w:t>
       </w:r>
     </w:p>
     <w:p>
@@ -648,6 +699,70 @@
     <w:p>
       <w:r>
         <w:t xml:space="preserve">SLU Artdatabanken, 2024. </w:t>
+      </w:r>
+      <w:r>
+        <w:rPr>
+          <w:i/>
+        </w:rPr>
+        <w:t xml:space="preserve">Artfaktablad. Naturvård – artfakta. </w:t>
+      </w:r>
+      <w:r>
+        <w:t>SLU Artdatabanken, Uppsala</w:t>
+      </w:r>
+    </w:p>
+    <w:p>
+      <w:pPr>
+        <w:pStyle w:val="Heading1"/>
+      </w:pPr>
+      <w:r>
+        <w:t>Havsörn – ekologi samt krav på livsmiljön</w:t>
+      </w:r>
+    </w:p>
+    <w:p>
+      <w:r>
+        <w:t>Havsörn är fridlyst enligt 4§ artskyddsförordningen och upptagen i bilaga 1 EU:s fågeldirektiv. Havsörnen häckar i anslutning till skärgårdar, kuster, sjöar och vattendrag, ofta på öar men ibland även ganska långt från vatten. I svenska kustområden varierar medelavståndet mellan etablerade par från ca 13 km till under 5 km, mest beroende på bytestillgänglighet; minsta avstånd mellan samtidigt bebodda bon i vårt land är ca 1,5 km. Ofta har ett havsörnspar flera olika bon som kan användas omväxlande (SLU Artdatabanken, 2026; Skogsstyrelsen, 2016).</w:t>
+      </w:r>
+    </w:p>
+    <w:p>
+      <w:r>
+        <w:t>Boet byggs nästan uteslutande i träd, oftast tallar. Häckar sällsynt även på klipphyllor eller direkt på marken. Boet placeras oftast i trädets övre del och kan bli mycket stort, vilket ställer stora krav på boträdet. Trädet måste ha en stark, bärande krona med lämpliga grova grenar, vilket utvecklas först när trädet har uppnått en hög ålder. Genomsnittsåldern hos botallar vid svenska Ostkusten under 1970- och 80-talet var 160 år (från 100 till 350 år) men har sannolikt redan nu sjunkit betydligt genom en brist på gamla träd. Frekvensen nybyggda bon i för svaga träd där boet rasat under häckningen har ökat markant under senare år i Syd- och Mellansverige. I Lappland var boträden i snitt 350 år (200 – ca 600 år). Mot bakgrund av de lägsta uppmätta åldrarna hos dessa fungerande boträd utgör den sjunkande omloppstiden vid slutavverkningar i Sverige ett hot – det kommer inte att räcka med att spara överståndare vid slutavverkningar av kanske högst 70-åriga bestånd i framtiden (SLU Artdatabanken, 2026; Skogsstyrelsen, 2016).</w:t>
+      </w:r>
+    </w:p>
+    <w:p>
+      <w:r>
+        <w:t>Skyddandet av befintliga bon måste upprätthållas och i samband med skogsavverkning ska befintliga boträd sparas med en lämpligt avgränsad skyddszon runtom. Vid slutavverkning bör en skyddszon på 100 meters radie runt boplatsen lämnas intakt. Under häckningsperioden (1 januari till 15 augusti) är havsörnen störningskänslig och inga skogsbruksåtgärder eller annan störande verksamhet får förekomma närmare än 500 m från boet under den tiden. (SLU Artdatabanken, 2026; Skogsstyrelsen, 2016).</w:t>
+      </w:r>
+    </w:p>
+    <w:p>
+      <w:r>
+        <w:t>För att garantera möjligheter till häckning även i framtiden bör ett nätverk av häckningsområden skyddas inom artens hela naturliga utbredningsområde i landet. Havsörnen är upptagen bland de arter som enligt fågeldirektivet/habitatdirektivet har ett sådant gemenskapsintresse inom EU att särskilda skydds- eller bevarandeområden behöver utses (Miljöbalken, Bilagan till Artskyddsförordningen 1998:179, reviderad 2001). Arten är beroende av grova träd för placering av sina stora risbon och detta kan bli en begränsande faktor kommande 30 år (tre generationer). För att åstadkomma en succession av lämpliga boträd för kommande generationer av havsörnar behöver ett betydligt större antal s.k. evighetsträd sparas vid avverkningar redan idag. (SLU Artdatabanken, 2026).</w:t>
+      </w:r>
+    </w:p>
+    <w:p>
+      <w:pPr>
+        <w:pStyle w:val="Heading2"/>
+      </w:pPr>
+      <w:r>
+        <w:t>Referenser – havsörn</w:t>
+      </w:r>
+    </w:p>
+    <w:p>
+      <w:r>
+        <w:t xml:space="preserve">Skogsstyrelsen, 2016. </w:t>
+      </w:r>
+      <w:r>
+        <w:rPr>
+          <w:i/>
+        </w:rPr>
+        <w:t xml:space="preserve">Vägledning för hänsyn till havsörn. </w:t>
+      </w:r>
+      <w:r>
+        <w:t>Vägledningar och kunskapsstöd artskydd – Skogsstyrelsen</w:t>
+      </w:r>
+    </w:p>
+    <w:p>
+      <w:r>
+        <w:t xml:space="preserve">SLU Artdatabanken, 2026. </w:t>
       </w:r>
       <w:r>
         <w:rPr>
@@ -1035,7 +1150,7 @@
     <w:r>
       <w:tab/>
       <w:tab/>
-      <w:t>2026-09-01</w:t>
+      <w:t>2026-09-02</w:t>
       <w:br/>
       <w:br/>
     </w:r>

--- a/tillsyn/A 21612-2026 tillsynsbegäran.docx
+++ b/tillsyn/A 21612-2026 tillsynsbegäran.docx
@@ -1150,7 +1150,7 @@
     <w:r>
       <w:tab/>
       <w:tab/>
-      <w:t>2026-09-02</w:t>
+      <w:t>2026-09-03</w:t>
       <w:br/>
       <w:br/>
     </w:r>

--- a/tillsyn/A 21612-2026 tillsynsbegäran.docx
+++ b/tillsyn/A 21612-2026 tillsynsbegäran.docx
@@ -1150,7 +1150,7 @@
     <w:r>
       <w:tab/>
       <w:tab/>
-      <w:t>2026-09-03</w:t>
+      <w:t>2026-09-04</w:t>
       <w:br/>
       <w:br/>
     </w:r>

--- a/tillsyn/A 21612-2026 tillsynsbegäran.docx
+++ b/tillsyn/A 21612-2026 tillsynsbegäran.docx
@@ -1150,7 +1150,7 @@
     <w:r>
       <w:tab/>
       <w:tab/>
-      <w:t>2026-09-04</w:t>
+      <w:t>2026-09-05</w:t>
       <w:br/>
       <w:br/>
     </w:r>

--- a/tillsyn/A 21612-2026 tillsynsbegäran.docx
+++ b/tillsyn/A 21612-2026 tillsynsbegäran.docx
@@ -1150,7 +1150,7 @@
     <w:r>
       <w:tab/>
       <w:tab/>
-      <w:t>2026-09-05</w:t>
+      <w:t>2026-09-06</w:t>
       <w:br/>
       <w:br/>
     </w:r>

--- a/tillsyn/A 21612-2026 tillsynsbegäran.docx
+++ b/tillsyn/A 21612-2026 tillsynsbegäran.docx
@@ -1150,7 +1150,7 @@
     <w:r>
       <w:tab/>
       <w:tab/>
-      <w:t>2026-09-06</w:t>
+      <w:t>2026-09-07</w:t>
       <w:br/>
       <w:br/>
     </w:r>

--- a/tillsyn/A 21612-2026 tillsynsbegäran.docx
+++ b/tillsyn/A 21612-2026 tillsynsbegäran.docx
@@ -1150,7 +1150,7 @@
     <w:r>
       <w:tab/>
       <w:tab/>
-      <w:t>2026-09-07</w:t>
+      <w:t>2026-09-08</w:t>
       <w:br/>
       <w:br/>
     </w:r>

--- a/tillsyn/A 21612-2026 tillsynsbegäran.docx
+++ b/tillsyn/A 21612-2026 tillsynsbegäran.docx
@@ -1150,7 +1150,7 @@
     <w:r>
       <w:tab/>
       <w:tab/>
-      <w:t>2026-09-08</w:t>
+      <w:t>2026-09-09</w:t>
       <w:br/>
       <w:br/>
     </w:r>

--- a/tillsyn/A 21612-2026 tillsynsbegäran.docx
+++ b/tillsyn/A 21612-2026 tillsynsbegäran.docx
@@ -1150,7 +1150,7 @@
     <w:r>
       <w:tab/>
       <w:tab/>
-      <w:t>2026-09-09</w:t>
+      <w:t>2026-09-10</w:t>
       <w:br/>
       <w:br/>
     </w:r>

--- a/tillsyn/A 21612-2026 tillsynsbegäran.docx
+++ b/tillsyn/A 21612-2026 tillsynsbegäran.docx
@@ -1150,7 +1150,7 @@
     <w:r>
       <w:tab/>
       <w:tab/>
-      <w:t>2026-09-10</w:t>
+      <w:t>2026-09-11</w:t>
       <w:br/>
       <w:br/>
     </w:r>

--- a/tillsyn/A 21612-2026 tillsynsbegäran.docx
+++ b/tillsyn/A 21612-2026 tillsynsbegäran.docx
@@ -1150,7 +1150,7 @@
     <w:r>
       <w:tab/>
       <w:tab/>
-      <w:t>2026-09-11</w:t>
+      <w:t>2026-09-12</w:t>
       <w:br/>
       <w:br/>
     </w:r>

--- a/tillsyn/A 21612-2026 tillsynsbegäran.docx
+++ b/tillsyn/A 21612-2026 tillsynsbegäran.docx
@@ -1150,7 +1150,7 @@
     <w:r>
       <w:tab/>
       <w:tab/>
-      <w:t>2026-09-12</w:t>
+      <w:t>2026-09-13</w:t>
       <w:br/>
       <w:br/>
     </w:r>
